--- a/public/Draft_ISP_Checklist.docx
+++ b/public/Draft_ISP_Checklist.docx
@@ -110,6 +110,7 @@
               <w:calendar w:val="gregorian"/>
             </w:date>
           </w:sdtPr>
+          <w:sdtEndPr/>
           <w:sdtContent>
             <w:tc>
               <w:tcPr>
@@ -462,6 +463,52 @@
           </w:p>
         </w:tc>
       </w:tr>
+      <w:tr>
+        <w:trPr>
+          <w:trHeight w:val="260"/>
+        </w:trPr>
+        <w:tc>
+          <w:tcPr>
+            <w:tcW w:w="1800" w:type="dxa"/>
+            <w:vAlign w:val="center"/>
+          </w:tcPr>
+          <w:p>
+            <w:pPr>
+              <w:rPr>
+                <w:rFonts w:ascii="Times New Roman" w:hAnsi="Times New Roman" w:cs="Times New Roman"/>
+                <w:b/>
+                <w:sz w:val="16"/>
+                <w:szCs w:val="18"/>
+              </w:rPr>
+            </w:pPr>
+            <w:r>
+              <w:rPr>
+                <w:rFonts w:ascii="Times New Roman" w:hAnsi="Times New Roman" w:cs="Times New Roman"/>
+                <w:b/>
+                <w:sz w:val="16"/>
+                <w:szCs w:val="18"/>
+              </w:rPr>
+              <w:t>Item Description:</w:t>
+            </w:r>
+          </w:p>
+        </w:tc>
+        <w:tc>
+          <w:tcPr>
+            <w:tcW w:w="7776" w:type="dxa"/>
+            <w:gridSpan w:val="3"/>
+            <w:vAlign w:val="center"/>
+          </w:tcPr>
+          <w:p>
+            <w:pPr>
+              <w:rPr>
+                <w:rFonts w:ascii="Times New Roman" w:hAnsi="Times New Roman" w:cs="Times New Roman"/>
+                <w:sz w:val="16"/>
+                <w:szCs w:val="18"/>
+              </w:rPr>
+            </w:pPr>
+          </w:p>
+        </w:tc>
+      </w:tr>
     </w:tbl>
     <w:p>
       <w:pPr>
@@ -500,26 +547,22 @@
         </w:rPr>
         <w:t xml:space="preserve">If the contractor is participating in the </w:t>
       </w:r>
-      <w:hyperlink r:id="rId11" w:history="1">
-        <w:r>
-          <w:rPr>
-            <w:rStyle w:val="Hyperlink"/>
-            <w:rFonts w:ascii="Times New Roman" w:hAnsi="Times New Roman" w:cs="Times New Roman"/>
-            <w:sz w:val="16"/>
-            <w:szCs w:val="18"/>
-          </w:rPr>
-          <w:t>Comprehensive Subcontracting Plan Test Pr</w:t>
-        </w:r>
-        <w:r>
-          <w:rPr>
-            <w:rStyle w:val="Hyperlink"/>
-            <w:rFonts w:ascii="Times New Roman" w:hAnsi="Times New Roman" w:cs="Times New Roman"/>
-            <w:sz w:val="16"/>
-            <w:szCs w:val="18"/>
-          </w:rPr>
-          <w:t>ogram</w:t>
-        </w:r>
-      </w:hyperlink>
+      <w:r>
+        <w:rPr>
+          <w:rFonts w:ascii="Times New Roman" w:hAnsi="Times New Roman" w:cs="Times New Roman"/>
+          <w:sz w:val="16"/>
+          <w:szCs w:val="18"/>
+        </w:rPr>
+        <w:t>Comprehensive Subcontracting Plan Test Pr</w:t>
+      </w:r>
+      <w:r>
+        <w:rPr>
+          <w:rFonts w:ascii="Times New Roman" w:hAnsi="Times New Roman" w:cs="Times New Roman"/>
+          <w:sz w:val="16"/>
+          <w:szCs w:val="18"/>
+        </w:rPr>
+        <w:t>ogram</w:t>
+      </w:r>
       <w:r>
         <w:rPr>
           <w:rFonts w:ascii="Times New Roman" w:hAnsi="Times New Roman" w:cs="Times New Roman"/>
@@ -601,17 +644,14 @@
         </w:rPr>
         <w:t xml:space="preserve"> (see </w:t>
       </w:r>
-      <w:hyperlink r:id="rId12" w:anchor="P698_145639" w:history="1">
-        <w:r>
-          <w:rPr>
-            <w:rStyle w:val="Hyperlink"/>
-            <w:rFonts w:ascii="Times New Roman" w:hAnsi="Times New Roman" w:cs="Times New Roman"/>
-            <w:sz w:val="16"/>
-            <w:szCs w:val="18"/>
-          </w:rPr>
-          <w:t>FAR 19.702(a)</w:t>
-        </w:r>
-      </w:hyperlink>
+      <w:r>
+        <w:rPr>
+          <w:rFonts w:ascii="Times New Roman" w:hAnsi="Times New Roman" w:cs="Times New Roman"/>
+          <w:sz w:val="16"/>
+          <w:szCs w:val="18"/>
+        </w:rPr>
+        <w:t>FAR 19.702(a)</w:t>
+      </w:r>
       <w:r>
         <w:rPr>
           <w:rFonts w:ascii="Times New Roman" w:hAnsi="Times New Roman" w:cs="Times New Roman"/>
@@ -653,17 +693,14 @@
         </w:rPr>
         <w:t xml:space="preserve">Options require separate goals.  See </w:t>
       </w:r>
-      <w:hyperlink r:id="rId13" w:anchor="P1313_223792" w:history="1">
-        <w:r>
-          <w:rPr>
-            <w:rStyle w:val="Hyperlink"/>
-            <w:rFonts w:ascii="Times New Roman" w:hAnsi="Times New Roman" w:cs="Times New Roman"/>
-            <w:sz w:val="16"/>
-            <w:szCs w:val="18"/>
-          </w:rPr>
-          <w:t>FAR 52.219-9(c)</w:t>
-        </w:r>
-      </w:hyperlink>
+      <w:r>
+        <w:rPr>
+          <w:rFonts w:ascii="Times New Roman" w:hAnsi="Times New Roman" w:cs="Times New Roman"/>
+          <w:sz w:val="16"/>
+          <w:szCs w:val="18"/>
+        </w:rPr>
+        <w:t>FAR 52.219-9(c)</w:t>
+      </w:r>
       <w:r>
         <w:rPr>
           <w:rFonts w:ascii="Times New Roman" w:hAnsi="Times New Roman" w:cs="Times New Roman"/>
@@ -672,17 +709,14 @@
         </w:rPr>
         <w:t xml:space="preserve"> and </w:t>
       </w:r>
-      <w:hyperlink r:id="rId14" w:anchor="P630_141398" w:history="1">
-        <w:r>
-          <w:rPr>
-            <w:rStyle w:val="Hyperlink"/>
-            <w:rFonts w:ascii="Times New Roman" w:hAnsi="Times New Roman" w:cs="Times New Roman"/>
-            <w:sz w:val="16"/>
-            <w:szCs w:val="18"/>
-          </w:rPr>
-          <w:t>19.704(c)</w:t>
-        </w:r>
-      </w:hyperlink>
+      <w:r>
+        <w:rPr>
+          <w:rFonts w:ascii="Times New Roman" w:hAnsi="Times New Roman" w:cs="Times New Roman"/>
+          <w:sz w:val="16"/>
+          <w:szCs w:val="18"/>
+        </w:rPr>
+        <w:t>19.704(c)</w:t>
+      </w:r>
       <w:r>
         <w:rPr>
           <w:rFonts w:ascii="Times New Roman" w:hAnsi="Times New Roman" w:cs="Times New Roman"/>
@@ -739,6 +773,7 @@
             <w14:uncheckedState w14:val="2610" w14:font="MS Gothic"/>
           </w14:checkbox>
         </w:sdtPr>
+        <w:sdtEndPr/>
         <w:sdtContent>
           <w:r>
             <w:rPr>
@@ -884,17 +919,14 @@
         </w:rPr>
         <w:t xml:space="preserve">See </w:t>
       </w:r>
-      <w:hyperlink r:id="rId15" w:anchor="P630_141398" w:history="1">
-        <w:r>
-          <w:rPr>
-            <w:rStyle w:val="Hyperlink"/>
-            <w:rFonts w:ascii="Times New Roman" w:hAnsi="Times New Roman" w:cs="Times New Roman"/>
-            <w:sz w:val="16"/>
-            <w:szCs w:val="18"/>
-          </w:rPr>
-          <w:t>FAR 19.704(b)</w:t>
-        </w:r>
-      </w:hyperlink>
+      <w:r>
+        <w:rPr>
+          <w:rFonts w:ascii="Times New Roman" w:hAnsi="Times New Roman" w:cs="Times New Roman"/>
+          <w:sz w:val="16"/>
+          <w:szCs w:val="18"/>
+        </w:rPr>
+        <w:t>FAR 19.704(b)</w:t>
+      </w:r>
       <w:r>
         <w:rPr>
           <w:rFonts w:ascii="Times New Roman" w:hAnsi="Times New Roman" w:cs="Times New Roman"/>
@@ -945,6 +977,7 @@
             <w14:uncheckedState w14:val="25CB" w14:font="Times New Roman"/>
           </w14:checkbox>
         </w:sdtPr>
+        <w:sdtEndPr/>
         <w:sdtContent>
           <w:r>
             <w:rPr>
@@ -994,6 +1027,7 @@
             <w14:uncheckedState w14:val="25CB" w14:font="Times New Roman"/>
           </w14:checkbox>
         </w:sdtPr>
+        <w:sdtEndPr/>
         <w:sdtContent>
           <w:r>
             <w:rPr>
@@ -1053,17 +1087,14 @@
         </w:rPr>
         <w:t xml:space="preserve">ee </w:t>
       </w:r>
-      <w:hyperlink r:id="rId16" w:anchor="P630_141398" w:history="1">
-        <w:r>
-          <w:rPr>
-            <w:rStyle w:val="Hyperlink"/>
-            <w:rFonts w:ascii="Times New Roman" w:hAnsi="Times New Roman" w:cs="Times New Roman"/>
-            <w:sz w:val="16"/>
-            <w:szCs w:val="18"/>
-          </w:rPr>
-          <w:t>FAR 19.704(d)</w:t>
-        </w:r>
-      </w:hyperlink>
+      <w:r>
+        <w:rPr>
+          <w:rFonts w:ascii="Times New Roman" w:hAnsi="Times New Roman" w:cs="Times New Roman"/>
+          <w:sz w:val="16"/>
+          <w:szCs w:val="18"/>
+        </w:rPr>
+        <w:t>FAR 19.704(d)</w:t>
+      </w:r>
       <w:r>
         <w:rPr>
           <w:rStyle w:val="Hyperlink"/>
@@ -1160,17 +1191,14 @@
         </w:rPr>
         <w:t xml:space="preserve">will review it for each of the elements contained in </w:t>
       </w:r>
-      <w:hyperlink r:id="rId17" w:anchor="P630_141398" w:history="1">
-        <w:r>
-          <w:rPr>
-            <w:rStyle w:val="Hyperlink"/>
-            <w:rFonts w:ascii="Times New Roman" w:hAnsi="Times New Roman" w:cs="Times New Roman"/>
-            <w:sz w:val="16"/>
-            <w:szCs w:val="18"/>
-          </w:rPr>
-          <w:t>FAR 19.704</w:t>
-        </w:r>
-      </w:hyperlink>
+      <w:r>
+        <w:rPr>
+          <w:rFonts w:ascii="Times New Roman" w:hAnsi="Times New Roman" w:cs="Times New Roman"/>
+          <w:sz w:val="16"/>
+          <w:szCs w:val="18"/>
+        </w:rPr>
+        <w:t>FAR 19.704</w:t>
+      </w:r>
       <w:r>
         <w:rPr>
           <w:rFonts w:ascii="Times New Roman" w:hAnsi="Times New Roman" w:cs="Times New Roman"/>
@@ -1331,45 +1359,48 @@
         </w:rPr>
         <w:t xml:space="preserve">ee </w:t>
       </w:r>
-      <w:hyperlink r:id="rId18" w:anchor="P698_145639" w:history="1">
-        <w:r>
-          <w:rPr>
-            <w:rStyle w:val="Hyperlink"/>
-            <w:rFonts w:ascii="Times New Roman" w:hAnsi="Times New Roman" w:cs="Times New Roman"/>
-            <w:sz w:val="16"/>
-            <w:szCs w:val="18"/>
-          </w:rPr>
-          <w:t>FAR 19.7</w:t>
-        </w:r>
-        <w:r>
-          <w:rPr>
-            <w:rStyle w:val="Hyperlink"/>
-            <w:rFonts w:ascii="Times New Roman" w:hAnsi="Times New Roman" w:cs="Times New Roman"/>
-            <w:sz w:val="16"/>
-            <w:szCs w:val="18"/>
-          </w:rPr>
-          <w:t>02(a)</w:t>
-        </w:r>
-      </w:hyperlink>
-      <w:r>
-        <w:rPr>
-          <w:rFonts w:ascii="Times New Roman" w:hAnsi="Times New Roman" w:cs="Times New Roman"/>
-          <w:sz w:val="16"/>
-          <w:szCs w:val="18"/>
-        </w:rPr>
-        <w:t xml:space="preserve">), and shall become a material part of the contract (see </w:t>
-      </w:r>
-      <w:hyperlink r:id="rId19" w:anchor="P698_145639" w:history="1">
-        <w:r>
-          <w:rPr>
-            <w:rStyle w:val="Hyperlink"/>
-            <w:rFonts w:ascii="Times New Roman" w:hAnsi="Times New Roman" w:cs="Times New Roman"/>
-            <w:sz w:val="16"/>
-            <w:szCs w:val="18"/>
-          </w:rPr>
-          <w:t>FAR 19.705-5</w:t>
-        </w:r>
-      </w:hyperlink>
+      <w:r>
+        <w:rPr>
+          <w:rFonts w:ascii="Times New Roman" w:hAnsi="Times New Roman" w:cs="Times New Roman"/>
+          <w:sz w:val="16"/>
+          <w:szCs w:val="18"/>
+        </w:rPr>
+        <w:t>FAR 19.7</w:t>
+      </w:r>
+      <w:r>
+        <w:rPr>
+          <w:rFonts w:ascii="Times New Roman" w:hAnsi="Times New Roman" w:cs="Times New Roman"/>
+          <w:sz w:val="16"/>
+          <w:szCs w:val="18"/>
+        </w:rPr>
+        <w:t>02(a)</w:t>
+      </w:r>
+      <w:proofErr w:type="gramStart"/>
+      <w:r>
+        <w:rPr>
+          <w:rFonts w:ascii="Times New Roman" w:hAnsi="Times New Roman" w:cs="Times New Roman"/>
+          <w:sz w:val="16"/>
+          <w:szCs w:val="18"/>
+        </w:rPr>
+        <w:t>), and</w:t>
+      </w:r>
+      <w:proofErr w:type="gramEnd"/>
+      <w:r>
+        <w:rPr>
+          <w:rFonts w:ascii="Times New Roman" w:hAnsi="Times New Roman" w:cs="Times New Roman"/>
+          <w:sz w:val="16"/>
+          <w:szCs w:val="18"/>
+        </w:rPr>
+        <w:t xml:space="preserve"> shall become a material part of the contract (see </w:t>
+      </w:r>
+      <w:r>
+        <w:rPr>
+          <w:rFonts w:ascii="Times New Roman" w:hAnsi="Times New Roman" w:cs="Times New Roman"/>
+          <w:sz w:val="16"/>
+          <w:szCs w:val="18"/>
+        </w:rPr>
+        <w:t>FAR 19.705-5</w:t>
+      </w:r>
       <w:r>
         <w:rPr>
           <w:rFonts w:ascii="Times New Roman" w:hAnsi="Times New Roman" w:cs="Times New Roman"/>
@@ -1435,6 +1466,7 @@
         </w:rPr>
         <w:t xml:space="preserve"> </w:t>
       </w:r>
+      <w:proofErr w:type="gramStart"/>
       <w:r>
         <w:rPr>
           <w:rFonts w:ascii="Times New Roman" w:hAnsi="Times New Roman" w:cs="Times New Roman"/>
@@ -1451,7 +1483,17 @@
           <w:sz w:val="16"/>
           <w:szCs w:val="18"/>
         </w:rPr>
-        <w:t xml:space="preserve">;  U = not acceptable;  </w:t>
+        <w:t>;  U</w:t>
+      </w:r>
+      <w:proofErr w:type="gramEnd"/>
+      <w:r>
+        <w:rPr>
+          <w:rFonts w:ascii="Times New Roman" w:hAnsi="Times New Roman" w:cs="Times New Roman"/>
+          <w:b/>
+          <w:sz w:val="16"/>
+          <w:szCs w:val="18"/>
+        </w:rPr>
+        <w:t xml:space="preserve"> = not acceptable;  </w:t>
       </w:r>
       <w:r>
         <w:rPr>
@@ -1505,7 +1547,25 @@
           <w:sz w:val="16"/>
           <w:szCs w:val="18"/>
         </w:rPr>
-        <w:t>CO/Buyer should address in the comments any items marked “U” or “NI”</w:t>
+        <w:t>CO/Buyer should address in the comments any items marked “U” or “</w:t>
+      </w:r>
+      <w:proofErr w:type="gramStart"/>
+      <w:r>
+        <w:rPr>
+          <w:rFonts w:ascii="Times New Roman" w:hAnsi="Times New Roman" w:cs="Times New Roman"/>
+          <w:sz w:val="16"/>
+          <w:szCs w:val="18"/>
+        </w:rPr>
+        <w:t>NI</w:t>
+      </w:r>
+      <w:proofErr w:type="gramEnd"/>
+      <w:r>
+        <w:rPr>
+          <w:rFonts w:ascii="Times New Roman" w:hAnsi="Times New Roman" w:cs="Times New Roman"/>
+          <w:sz w:val="16"/>
+          <w:szCs w:val="18"/>
+        </w:rPr>
+        <w:t>”</w:t>
       </w:r>
     </w:p>
     <w:tbl>
@@ -1559,7 +1619,7 @@
                 <w:sz w:val="16"/>
                 <w:szCs w:val="16"/>
               </w:rPr>
-              <w:object w:dxaOrig="13803" w:dyaOrig="3928" w14:anchorId="5F4C5D03">
+              <w:object w:dxaOrig="13548" w:dyaOrig="3992" w14:anchorId="5F4C5D03">
                 <v:shapetype id="_x0000_t75" coordsize="21600,21600" o:spt="75" o:preferrelative="t" path="m@4@5l@4@11@9@11@9@5xe" filled="f" stroked="f">
                   <v:stroke joinstyle="miter"/>
                   <v:formulas>
@@ -1579,10 +1639,10 @@
                   <v:path o:extrusionok="f" gradientshapeok="t" o:connecttype="rect"/>
                   <o:lock v:ext="edit" aspectratio="t"/>
                 </v:shapetype>
-                <v:shape id="_x0000_i1025" type="#_x0000_t75" style="width:480.75pt;height:176.25pt" o:ole="">
-                  <v:imagedata r:id="rId20" o:title="" cropbottom="3599f" cropright="22693f"/>
+                <v:shape id="_x0000_i1036" type="#_x0000_t75" style="width:472pt;height:179pt" o:ole="">
+                  <v:imagedata r:id="rId11" o:title="" cropbottom="3599f" cropright="22693f"/>
                 </v:shape>
-                <o:OLEObject Type="Embed" ProgID="Excel.Sheet.12" ShapeID="_x0000_i1025" DrawAspect="Content" ObjectID="_1760193119" r:id="rId21"/>
+                <o:OLEObject Type="Embed" ProgID="Excel.Sheet.12" ShapeID="_x0000_i1036" DrawAspect="Content" ObjectID="_1779602189" r:id="rId12"/>
               </w:object>
             </w:r>
           </w:p>
@@ -1640,17 +1700,14 @@
               </w:rPr>
               <w:t xml:space="preserve">For current DoD goals, see </w:t>
             </w:r>
-            <w:hyperlink r:id="rId22" w:history="1">
-              <w:r>
-                <w:rPr>
-                  <w:rStyle w:val="Hyperlink"/>
-                  <w:rFonts w:ascii="Times New Roman" w:hAnsi="Times New Roman" w:cs="Times New Roman"/>
-                  <w:sz w:val="16"/>
-                  <w:szCs w:val="18"/>
-                </w:rPr>
-                <w:t>http://business.defense.gov/About/Goals-and-Performance/</w:t>
-              </w:r>
-            </w:hyperlink>
+            <w:r>
+              <w:rPr>
+                <w:rFonts w:ascii="Times New Roman" w:hAnsi="Times New Roman" w:cs="Times New Roman"/>
+                <w:sz w:val="16"/>
+                <w:szCs w:val="18"/>
+              </w:rPr>
+              <w:t>http://business.defense.gov/About/Goals-and-Performance/</w:t>
+            </w:r>
             <w:r>
               <w:rPr>
                 <w:rFonts w:ascii="Times New Roman" w:hAnsi="Times New Roman" w:cs="Times New Roman"/>
@@ -1862,6 +1919,7 @@
               <w:listItem w:displayText="N/A" w:value="N/A"/>
             </w:dropDownList>
           </w:sdtPr>
+          <w:sdtEndPr/>
           <w:sdtContent>
             <w:tc>
               <w:tcPr>
@@ -1909,6 +1967,7 @@
               <w:listItem w:displayText="N/A" w:value="N/A"/>
             </w:dropDownList>
           </w:sdtPr>
+          <w:sdtEndPr/>
           <w:sdtContent>
             <w:tc>
               <w:tcPr>
@@ -1956,6 +2015,7 @@
               <w:listItem w:displayText="N/A" w:value="N/A"/>
             </w:dropDownList>
           </w:sdtPr>
+          <w:sdtEndPr/>
           <w:sdtContent>
             <w:tc>
               <w:tcPr>
@@ -1993,78 +2053,66 @@
               <w:ind w:left="-99" w:right="-270"/>
               <w:rPr>
                 <w:rStyle w:val="Hyperlink"/>
-                <w:szCs w:val="16"/>
+                <w:color w:val="auto"/>
+                <w:sz w:val="16"/>
+                <w:szCs w:val="16"/>
+                <w:u w:val="none"/>
               </w:rPr>
             </w:pPr>
-            <w:hyperlink r:id="rId23" w:anchor="P1313_223792" w:history="1">
-              <w:r>
-                <w:rPr>
-                  <w:rStyle w:val="Hyperlink"/>
-                  <w:rFonts w:ascii="Times New Roman" w:hAnsi="Times New Roman" w:cs="Times New Roman"/>
-                  <w:sz w:val="16"/>
-                  <w:szCs w:val="16"/>
-                </w:rPr>
-                <w:t>FAR 52.219-9(d)(1</w:t>
-              </w:r>
-              <w:r>
-                <w:rPr>
-                  <w:rStyle w:val="Hyperlink"/>
-                  <w:rFonts w:ascii="Times New Roman" w:hAnsi="Times New Roman" w:cs="Times New Roman"/>
-                  <w:sz w:val="16"/>
-                  <w:szCs w:val="16"/>
-                </w:rPr>
-                <w:t>)</w:t>
-              </w:r>
-            </w:hyperlink>
+            <w:r>
+              <w:rPr>
+                <w:rFonts w:ascii="Times New Roman" w:hAnsi="Times New Roman" w:cs="Times New Roman"/>
+                <w:sz w:val="16"/>
+                <w:szCs w:val="16"/>
+              </w:rPr>
+              <w:t>FAR 52.219-9(d)(1)</w:t>
+            </w:r>
             <w:r>
               <w:rPr>
                 <w:rStyle w:val="Hyperlink"/>
                 <w:rFonts w:ascii="Times New Roman" w:hAnsi="Times New Roman" w:cs="Times New Roman"/>
-                <w:sz w:val="16"/>
-                <w:szCs w:val="16"/>
+                <w:color w:val="auto"/>
+                <w:sz w:val="16"/>
+                <w:szCs w:val="16"/>
+                <w:u w:val="none"/>
               </w:rPr>
               <w:t xml:space="preserve">, </w:t>
             </w:r>
-            <w:hyperlink r:id="rId24" w:anchor="P630_141398" w:history="1">
-              <w:r>
-                <w:rPr>
-                  <w:rStyle w:val="Hyperlink"/>
-                  <w:rFonts w:ascii="Times New Roman" w:hAnsi="Times New Roman" w:cs="Times New Roman"/>
-                  <w:sz w:val="16"/>
-                  <w:szCs w:val="16"/>
-                </w:rPr>
-                <w:t>19.704(a)(2</w:t>
-              </w:r>
-              <w:r>
-                <w:rPr>
-                  <w:rStyle w:val="Hyperlink"/>
-                  <w:rFonts w:ascii="Times New Roman" w:hAnsi="Times New Roman" w:cs="Times New Roman"/>
-                  <w:sz w:val="16"/>
-                  <w:szCs w:val="16"/>
-                </w:rPr>
-                <w:t>)</w:t>
-              </w:r>
-            </w:hyperlink>
+            <w:r>
+              <w:rPr>
+                <w:rFonts w:ascii="Times New Roman" w:hAnsi="Times New Roman" w:cs="Times New Roman"/>
+                <w:sz w:val="16"/>
+                <w:szCs w:val="16"/>
+              </w:rPr>
+              <w:t>19.704(a)(2</w:t>
+            </w:r>
+            <w:r>
+              <w:rPr>
+                <w:rFonts w:ascii="Times New Roman" w:hAnsi="Times New Roman" w:cs="Times New Roman"/>
+                <w:sz w:val="16"/>
+                <w:szCs w:val="16"/>
+              </w:rPr>
+              <w:t>)</w:t>
+            </w:r>
             <w:r>
               <w:rPr>
                 <w:rStyle w:val="Hyperlink"/>
                 <w:rFonts w:ascii="Times New Roman" w:hAnsi="Times New Roman" w:cs="Times New Roman"/>
-                <w:sz w:val="16"/>
-                <w:szCs w:val="16"/>
+                <w:color w:val="auto"/>
+                <w:sz w:val="16"/>
+                <w:szCs w:val="16"/>
+                <w:u w:val="none"/>
               </w:rPr>
               <w:t xml:space="preserve">, </w:t>
             </w:r>
-            <w:hyperlink r:id="rId25" w:anchor="P658_149720" w:history="1">
-              <w:r>
-                <w:rPr>
-                  <w:rStyle w:val="Hyperlink"/>
-                  <w:rFonts w:ascii="Times New Roman" w:hAnsi="Times New Roman" w:cs="Times New Roman"/>
-                  <w:sz w:val="16"/>
-                  <w:szCs w:val="16"/>
-                </w:rPr>
-                <w:t>19.705</w:t>
-              </w:r>
-            </w:hyperlink>
+            <w:r>
+              <w:rPr>
+                <w:rFonts w:ascii="Times New Roman" w:hAnsi="Times New Roman" w:cs="Times New Roman"/>
+                <w:sz w:val="16"/>
+                <w:szCs w:val="16"/>
+              </w:rPr>
+              <w:t>19.705</w:t>
+            </w:r>
           </w:p>
         </w:tc>
       </w:tr>
@@ -2126,6 +2174,7 @@
               <w:listItem w:displayText="N/A" w:value="N/A"/>
             </w:dropDownList>
           </w:sdtPr>
+          <w:sdtEndPr/>
           <w:sdtContent>
             <w:tc>
               <w:tcPr>
@@ -2173,6 +2222,7 @@
               <w:listItem w:displayText="N/A" w:value="N/A"/>
             </w:dropDownList>
           </w:sdtPr>
+          <w:sdtEndPr/>
           <w:sdtContent>
             <w:tc>
               <w:tcPr>
@@ -2220,6 +2270,7 @@
               <w:listItem w:displayText="N/A" w:value="N/A"/>
             </w:dropDownList>
           </w:sdtPr>
+          <w:sdtEndPr/>
           <w:sdtContent>
             <w:tc>
               <w:tcPr>
@@ -2258,79 +2309,31 @@
               <w:rPr>
                 <w:rStyle w:val="Hyperlink"/>
                 <w:rFonts w:ascii="Times New Roman" w:hAnsi="Times New Roman" w:cs="Times New Roman"/>
-                <w:sz w:val="16"/>
-                <w:szCs w:val="16"/>
+                <w:color w:val="auto"/>
+                <w:sz w:val="16"/>
+                <w:szCs w:val="16"/>
+                <w:u w:val="none"/>
               </w:rPr>
             </w:pPr>
             <w:r>
               <w:rPr>
                 <w:rStyle w:val="Hyperlink"/>
                 <w:rFonts w:ascii="Times New Roman" w:hAnsi="Times New Roman" w:cs="Times New Roman"/>
-                <w:sz w:val="16"/>
-                <w:szCs w:val="16"/>
-              </w:rPr>
-              <w:t>FAR</w:t>
-            </w:r>
-            <w:r>
-              <w:rPr>
-                <w:rStyle w:val="Hyperlink"/>
-                <w:rFonts w:ascii="Times New Roman" w:hAnsi="Times New Roman" w:cs="Times New Roman"/>
-                <w:sz w:val="16"/>
-                <w:szCs w:val="16"/>
-              </w:rPr>
-              <w:t xml:space="preserve"> </w:t>
-            </w:r>
-            <w:hyperlink r:id="rId26" w:anchor="P630_141398" w:history="1">
-              <w:r>
-                <w:rPr>
-                  <w:rStyle w:val="Hyperlink"/>
-                  <w:rFonts w:ascii="Times New Roman" w:hAnsi="Times New Roman" w:cs="Times New Roman"/>
-                  <w:sz w:val="16"/>
-                  <w:szCs w:val="16"/>
-                </w:rPr>
-                <w:t>19.704(a)(2</w:t>
-              </w:r>
-              <w:r>
-                <w:rPr>
-                  <w:rStyle w:val="Hyperlink"/>
-                  <w:rFonts w:ascii="Times New Roman" w:hAnsi="Times New Roman" w:cs="Times New Roman"/>
-                  <w:sz w:val="16"/>
-                  <w:szCs w:val="16"/>
-                </w:rPr>
-                <w:t>)</w:t>
-              </w:r>
-            </w:hyperlink>
-            <w:r>
-              <w:rPr>
-                <w:rStyle w:val="Hyperlink"/>
-                <w:rFonts w:ascii="Times New Roman" w:hAnsi="Times New Roman" w:cs="Times New Roman"/>
-                <w:sz w:val="16"/>
-                <w:szCs w:val="16"/>
-              </w:rPr>
-              <w:t xml:space="preserve">, </w:t>
-            </w:r>
-          </w:p>
-          <w:p>
-            <w:pPr>
-              <w:ind w:left="-99" w:right="-270"/>
-              <w:rPr>
-                <w:rStyle w:val="Hyperlink"/>
-                <w:rFonts w:ascii="Times New Roman" w:hAnsi="Times New Roman" w:cs="Times New Roman"/>
-                <w:sz w:val="16"/>
-                <w:szCs w:val="16"/>
-              </w:rPr>
-            </w:pPr>
-            <w:hyperlink r:id="rId27" w:anchor="P42_1892" w:history="1">
-              <w:r>
-                <w:rPr>
-                  <w:rStyle w:val="Hyperlink"/>
-                  <w:rFonts w:ascii="Times New Roman" w:hAnsi="Times New Roman" w:cs="Times New Roman"/>
-                  <w:sz w:val="16"/>
-                  <w:szCs w:val="16"/>
-                </w:rPr>
-                <w:t>AFFARS 5319.704(a)(1)</w:t>
-              </w:r>
-            </w:hyperlink>
+                <w:color w:val="auto"/>
+                <w:sz w:val="16"/>
+                <w:szCs w:val="16"/>
+                <w:u w:val="none"/>
+              </w:rPr>
+              <w:t xml:space="preserve">FAR </w:t>
+            </w:r>
+            <w:r>
+              <w:rPr>
+                <w:rFonts w:ascii="Times New Roman" w:hAnsi="Times New Roman" w:cs="Times New Roman"/>
+                <w:sz w:val="16"/>
+                <w:szCs w:val="16"/>
+              </w:rPr>
+              <w:t>19.704(a)(2)</w:t>
+            </w:r>
           </w:p>
         </w:tc>
       </w:tr>
@@ -2373,15 +2376,33 @@
                 <w:sz w:val="16"/>
                 <w:szCs w:val="18"/>
               </w:rPr>
-              <w:t>description of the principal supplies/services to be subcontracted with sufficient detail to evaluate whether or n</w:t>
-            </w:r>
-            <w:r>
-              <w:rPr>
-                <w:rFonts w:ascii="Times New Roman" w:hAnsi="Times New Roman" w:cs="Times New Roman"/>
-                <w:sz w:val="16"/>
-                <w:szCs w:val="18"/>
-              </w:rPr>
-              <w:t>ot SB can do the work (including</w:t>
+              <w:t xml:space="preserve">description of the principal supplies/services to be subcontracted with sufficient detail to evaluate </w:t>
+            </w:r>
+            <w:proofErr w:type="gramStart"/>
+            <w:r>
+              <w:rPr>
+                <w:rFonts w:ascii="Times New Roman" w:hAnsi="Times New Roman" w:cs="Times New Roman"/>
+                <w:sz w:val="16"/>
+                <w:szCs w:val="18"/>
+              </w:rPr>
+              <w:t>whether or n</w:t>
+            </w:r>
+            <w:r>
+              <w:rPr>
+                <w:rFonts w:ascii="Times New Roman" w:hAnsi="Times New Roman" w:cs="Times New Roman"/>
+                <w:sz w:val="16"/>
+                <w:szCs w:val="18"/>
+              </w:rPr>
+              <w:t>ot</w:t>
+            </w:r>
+            <w:proofErr w:type="gramEnd"/>
+            <w:r>
+              <w:rPr>
+                <w:rFonts w:ascii="Times New Roman" w:hAnsi="Times New Roman" w:cs="Times New Roman"/>
+                <w:sz w:val="16"/>
+                <w:szCs w:val="18"/>
+              </w:rPr>
+              <w:t xml:space="preserve"> SB can do the work (including</w:t>
             </w:r>
             <w:r>
               <w:rPr>
@@ -2422,6 +2443,7 @@
               <w:listItem w:displayText="N/A" w:value="N/A"/>
             </w:dropDownList>
           </w:sdtPr>
+          <w:sdtEndPr/>
           <w:sdtContent>
             <w:tc>
               <w:tcPr>
@@ -2469,6 +2491,7 @@
               <w:listItem w:displayText="N/A" w:value="N/A"/>
             </w:dropDownList>
           </w:sdtPr>
+          <w:sdtEndPr/>
           <w:sdtContent>
             <w:tc>
               <w:tcPr>
@@ -2516,6 +2539,7 @@
               <w:listItem w:displayText="N/A" w:value="N/A"/>
             </w:dropDownList>
           </w:sdtPr>
+          <w:sdtEndPr/>
           <w:sdtContent>
             <w:tc>
               <w:tcPr>
@@ -2553,78 +2577,58 @@
               <w:ind w:left="-99" w:right="-270"/>
               <w:rPr>
                 <w:rStyle w:val="Hyperlink"/>
-                <w:szCs w:val="16"/>
+                <w:color w:val="auto"/>
+                <w:sz w:val="16"/>
+                <w:szCs w:val="16"/>
+                <w:u w:val="none"/>
               </w:rPr>
             </w:pPr>
-            <w:hyperlink r:id="rId28" w:anchor="P1313_223792" w:history="1">
-              <w:r>
-                <w:rPr>
-                  <w:rStyle w:val="Hyperlink"/>
-                  <w:rFonts w:ascii="Times New Roman" w:hAnsi="Times New Roman" w:cs="Times New Roman"/>
-                  <w:sz w:val="16"/>
-                  <w:szCs w:val="16"/>
-                </w:rPr>
-                <w:t>FAR 52.219-9(d)(3</w:t>
-              </w:r>
-              <w:r>
-                <w:rPr>
-                  <w:rStyle w:val="Hyperlink"/>
-                  <w:rFonts w:ascii="Times New Roman" w:hAnsi="Times New Roman" w:cs="Times New Roman"/>
-                  <w:sz w:val="16"/>
-                  <w:szCs w:val="16"/>
-                </w:rPr>
-                <w:t>)</w:t>
-              </w:r>
-            </w:hyperlink>
+            <w:r>
+              <w:rPr>
+                <w:rFonts w:ascii="Times New Roman" w:hAnsi="Times New Roman" w:cs="Times New Roman"/>
+                <w:sz w:val="16"/>
+                <w:szCs w:val="16"/>
+              </w:rPr>
+              <w:t>FAR 52.219-9(d)(3)</w:t>
+            </w:r>
             <w:r>
               <w:rPr>
                 <w:rStyle w:val="Hyperlink"/>
                 <w:rFonts w:ascii="Times New Roman" w:hAnsi="Times New Roman" w:cs="Times New Roman"/>
-                <w:sz w:val="16"/>
-                <w:szCs w:val="16"/>
+                <w:color w:val="auto"/>
+                <w:sz w:val="16"/>
+                <w:szCs w:val="16"/>
+                <w:u w:val="none"/>
               </w:rPr>
               <w:t xml:space="preserve">, </w:t>
             </w:r>
-            <w:hyperlink r:id="rId29" w:anchor="P630_141398" w:history="1">
-              <w:r>
-                <w:rPr>
-                  <w:rStyle w:val="Hyperlink"/>
-                  <w:rFonts w:ascii="Times New Roman" w:hAnsi="Times New Roman" w:cs="Times New Roman"/>
-                  <w:sz w:val="16"/>
-                  <w:szCs w:val="16"/>
-                </w:rPr>
-                <w:t>19.704(a)(3</w:t>
-              </w:r>
-              <w:r>
-                <w:rPr>
-                  <w:rStyle w:val="Hyperlink"/>
-                  <w:rFonts w:ascii="Times New Roman" w:hAnsi="Times New Roman" w:cs="Times New Roman"/>
-                  <w:sz w:val="16"/>
-                  <w:szCs w:val="16"/>
-                </w:rPr>
-                <w:t>)</w:t>
-              </w:r>
-            </w:hyperlink>
+            <w:r>
+              <w:rPr>
+                <w:rFonts w:ascii="Times New Roman" w:hAnsi="Times New Roman" w:cs="Times New Roman"/>
+                <w:sz w:val="16"/>
+                <w:szCs w:val="16"/>
+              </w:rPr>
+              <w:t>19.704(a)(3)</w:t>
+            </w:r>
             <w:r>
               <w:rPr>
                 <w:rStyle w:val="Hyperlink"/>
                 <w:rFonts w:ascii="Times New Roman" w:hAnsi="Times New Roman" w:cs="Times New Roman"/>
-                <w:sz w:val="16"/>
-                <w:szCs w:val="16"/>
+                <w:color w:val="auto"/>
+                <w:sz w:val="16"/>
+                <w:szCs w:val="16"/>
+                <w:u w:val="none"/>
               </w:rPr>
               <w:t xml:space="preserve">, </w:t>
             </w:r>
-            <w:hyperlink r:id="rId30" w:anchor="P658_149720" w:history="1">
-              <w:r>
-                <w:rPr>
-                  <w:rStyle w:val="Hyperlink"/>
-                  <w:rFonts w:ascii="Times New Roman" w:hAnsi="Times New Roman" w:cs="Times New Roman"/>
-                  <w:sz w:val="16"/>
-                  <w:szCs w:val="16"/>
-                </w:rPr>
-                <w:t>19.705</w:t>
-              </w:r>
-            </w:hyperlink>
+            <w:r>
+              <w:rPr>
+                <w:rFonts w:ascii="Times New Roman" w:hAnsi="Times New Roman" w:cs="Times New Roman"/>
+                <w:sz w:val="16"/>
+                <w:szCs w:val="16"/>
+              </w:rPr>
+              <w:t>19.705</w:t>
+            </w:r>
           </w:p>
         </w:tc>
       </w:tr>
@@ -2684,6 +2688,7 @@
               <w:listItem w:displayText="N/A" w:value="N/A"/>
             </w:dropDownList>
           </w:sdtPr>
+          <w:sdtEndPr/>
           <w:sdtContent>
             <w:tc>
               <w:tcPr>
@@ -2731,6 +2736,7 @@
               <w:listItem w:displayText="N/A" w:value="N/A"/>
             </w:dropDownList>
           </w:sdtPr>
+          <w:sdtEndPr/>
           <w:sdtContent>
             <w:tc>
               <w:tcPr>
@@ -2778,6 +2784,7 @@
               <w:listItem w:displayText="N/A" w:value="N/A"/>
             </w:dropDownList>
           </w:sdtPr>
+          <w:sdtEndPr/>
           <w:sdtContent>
             <w:tc>
               <w:tcPr>
@@ -2815,78 +2822,58 @@
               <w:ind w:left="-99" w:right="-270"/>
               <w:rPr>
                 <w:rStyle w:val="Hyperlink"/>
-                <w:szCs w:val="16"/>
+                <w:color w:val="auto"/>
+                <w:sz w:val="16"/>
+                <w:szCs w:val="16"/>
+                <w:u w:val="none"/>
               </w:rPr>
             </w:pPr>
-            <w:hyperlink r:id="rId31" w:anchor="P1313_223792" w:history="1">
-              <w:r>
-                <w:rPr>
-                  <w:rStyle w:val="Hyperlink"/>
-                  <w:rFonts w:ascii="Times New Roman" w:hAnsi="Times New Roman" w:cs="Times New Roman"/>
-                  <w:sz w:val="16"/>
-                  <w:szCs w:val="16"/>
-                </w:rPr>
-                <w:t>FAR 52.219-9(d)(4</w:t>
-              </w:r>
-              <w:r>
-                <w:rPr>
-                  <w:rStyle w:val="Hyperlink"/>
-                  <w:rFonts w:ascii="Times New Roman" w:hAnsi="Times New Roman" w:cs="Times New Roman"/>
-                  <w:sz w:val="16"/>
-                  <w:szCs w:val="16"/>
-                </w:rPr>
-                <w:t>)</w:t>
-              </w:r>
-            </w:hyperlink>
+            <w:r>
+              <w:rPr>
+                <w:rFonts w:ascii="Times New Roman" w:hAnsi="Times New Roman" w:cs="Times New Roman"/>
+                <w:sz w:val="16"/>
+                <w:szCs w:val="16"/>
+              </w:rPr>
+              <w:t>FAR 52.219-9(d)(4)</w:t>
+            </w:r>
             <w:r>
               <w:rPr>
                 <w:rStyle w:val="Hyperlink"/>
                 <w:rFonts w:ascii="Times New Roman" w:hAnsi="Times New Roman" w:cs="Times New Roman"/>
-                <w:sz w:val="16"/>
-                <w:szCs w:val="16"/>
+                <w:color w:val="auto"/>
+                <w:sz w:val="16"/>
+                <w:szCs w:val="16"/>
+                <w:u w:val="none"/>
               </w:rPr>
               <w:t xml:space="preserve">, </w:t>
             </w:r>
-            <w:hyperlink r:id="rId32" w:anchor="P630_141398" w:history="1">
-              <w:r>
-                <w:rPr>
-                  <w:rStyle w:val="Hyperlink"/>
-                  <w:rFonts w:ascii="Times New Roman" w:hAnsi="Times New Roman" w:cs="Times New Roman"/>
-                  <w:sz w:val="16"/>
-                  <w:szCs w:val="16"/>
-                </w:rPr>
-                <w:t>19.704(a)(4</w:t>
-              </w:r>
-              <w:r>
-                <w:rPr>
-                  <w:rStyle w:val="Hyperlink"/>
-                  <w:rFonts w:ascii="Times New Roman" w:hAnsi="Times New Roman" w:cs="Times New Roman"/>
-                  <w:sz w:val="16"/>
-                  <w:szCs w:val="16"/>
-                </w:rPr>
-                <w:t>)</w:t>
-              </w:r>
-            </w:hyperlink>
+            <w:r>
+              <w:rPr>
+                <w:rFonts w:ascii="Times New Roman" w:hAnsi="Times New Roman" w:cs="Times New Roman"/>
+                <w:sz w:val="16"/>
+                <w:szCs w:val="16"/>
+              </w:rPr>
+              <w:t>19.704(a)(4)</w:t>
+            </w:r>
             <w:r>
               <w:rPr>
                 <w:rStyle w:val="Hyperlink"/>
                 <w:rFonts w:ascii="Times New Roman" w:hAnsi="Times New Roman" w:cs="Times New Roman"/>
-                <w:sz w:val="16"/>
-                <w:szCs w:val="16"/>
+                <w:color w:val="auto"/>
+                <w:sz w:val="16"/>
+                <w:szCs w:val="16"/>
+                <w:u w:val="none"/>
               </w:rPr>
               <w:t xml:space="preserve">, </w:t>
             </w:r>
-            <w:hyperlink r:id="rId33" w:anchor="P658_149720" w:history="1">
-              <w:r>
-                <w:rPr>
-                  <w:rStyle w:val="Hyperlink"/>
-                  <w:rFonts w:ascii="Times New Roman" w:hAnsi="Times New Roman" w:cs="Times New Roman"/>
-                  <w:sz w:val="16"/>
-                  <w:szCs w:val="16"/>
-                </w:rPr>
-                <w:t>19.705</w:t>
-              </w:r>
-            </w:hyperlink>
+            <w:r>
+              <w:rPr>
+                <w:rFonts w:ascii="Times New Roman" w:hAnsi="Times New Roman" w:cs="Times New Roman"/>
+                <w:sz w:val="16"/>
+                <w:szCs w:val="16"/>
+              </w:rPr>
+              <w:t>19.705</w:t>
+            </w:r>
           </w:p>
         </w:tc>
       </w:tr>
@@ -2946,6 +2933,7 @@
               <w:listItem w:displayText="N/A" w:value="N/A"/>
             </w:dropDownList>
           </w:sdtPr>
+          <w:sdtEndPr/>
           <w:sdtContent>
             <w:tc>
               <w:tcPr>
@@ -2993,6 +2981,7 @@
               <w:listItem w:displayText="N/A" w:value="N/A"/>
             </w:dropDownList>
           </w:sdtPr>
+          <w:sdtEndPr/>
           <w:sdtContent>
             <w:tc>
               <w:tcPr>
@@ -3040,6 +3029,7 @@
               <w:listItem w:displayText="N/A" w:value="N/A"/>
             </w:dropDownList>
           </w:sdtPr>
+          <w:sdtEndPr/>
           <w:sdtContent>
             <w:tc>
               <w:tcPr>
@@ -3077,78 +3067,58 @@
               <w:ind w:left="-99" w:right="-270"/>
               <w:rPr>
                 <w:rStyle w:val="Hyperlink"/>
-                <w:szCs w:val="16"/>
+                <w:color w:val="auto"/>
+                <w:sz w:val="16"/>
+                <w:szCs w:val="16"/>
+                <w:u w:val="none"/>
               </w:rPr>
             </w:pPr>
-            <w:hyperlink r:id="rId34" w:anchor="P1313_223792" w:history="1">
-              <w:r>
-                <w:rPr>
-                  <w:rStyle w:val="Hyperlink"/>
-                  <w:rFonts w:ascii="Times New Roman" w:hAnsi="Times New Roman" w:cs="Times New Roman"/>
-                  <w:sz w:val="16"/>
-                  <w:szCs w:val="16"/>
-                </w:rPr>
-                <w:t>FAR 52.219-9(d)(5</w:t>
-              </w:r>
-              <w:r>
-                <w:rPr>
-                  <w:rStyle w:val="Hyperlink"/>
-                  <w:rFonts w:ascii="Times New Roman" w:hAnsi="Times New Roman" w:cs="Times New Roman"/>
-                  <w:sz w:val="16"/>
-                  <w:szCs w:val="16"/>
-                </w:rPr>
-                <w:t>)</w:t>
-              </w:r>
-            </w:hyperlink>
+            <w:r>
+              <w:rPr>
+                <w:rFonts w:ascii="Times New Roman" w:hAnsi="Times New Roman" w:cs="Times New Roman"/>
+                <w:sz w:val="16"/>
+                <w:szCs w:val="16"/>
+              </w:rPr>
+              <w:t>FAR 52.219-9(d)(5)</w:t>
+            </w:r>
             <w:r>
               <w:rPr>
                 <w:rStyle w:val="Hyperlink"/>
                 <w:rFonts w:ascii="Times New Roman" w:hAnsi="Times New Roman" w:cs="Times New Roman"/>
-                <w:sz w:val="16"/>
-                <w:szCs w:val="16"/>
+                <w:color w:val="auto"/>
+                <w:sz w:val="16"/>
+                <w:szCs w:val="16"/>
+                <w:u w:val="none"/>
               </w:rPr>
               <w:t xml:space="preserve">, </w:t>
             </w:r>
-            <w:hyperlink r:id="rId35" w:anchor="P630_141398" w:history="1">
-              <w:r>
-                <w:rPr>
-                  <w:rStyle w:val="Hyperlink"/>
-                  <w:rFonts w:ascii="Times New Roman" w:hAnsi="Times New Roman" w:cs="Times New Roman"/>
-                  <w:sz w:val="16"/>
-                  <w:szCs w:val="16"/>
-                </w:rPr>
-                <w:t>19.704(a)(5</w:t>
-              </w:r>
-              <w:r>
-                <w:rPr>
-                  <w:rStyle w:val="Hyperlink"/>
-                  <w:rFonts w:ascii="Times New Roman" w:hAnsi="Times New Roman" w:cs="Times New Roman"/>
-                  <w:sz w:val="16"/>
-                  <w:szCs w:val="16"/>
-                </w:rPr>
-                <w:t>)</w:t>
-              </w:r>
-            </w:hyperlink>
+            <w:r>
+              <w:rPr>
+                <w:rFonts w:ascii="Times New Roman" w:hAnsi="Times New Roman" w:cs="Times New Roman"/>
+                <w:sz w:val="16"/>
+                <w:szCs w:val="16"/>
+              </w:rPr>
+              <w:t>19.704(a)(5)</w:t>
+            </w:r>
             <w:r>
               <w:rPr>
                 <w:rStyle w:val="Hyperlink"/>
                 <w:rFonts w:ascii="Times New Roman" w:hAnsi="Times New Roman" w:cs="Times New Roman"/>
-                <w:sz w:val="16"/>
-                <w:szCs w:val="16"/>
+                <w:color w:val="auto"/>
+                <w:sz w:val="16"/>
+                <w:szCs w:val="16"/>
+                <w:u w:val="none"/>
               </w:rPr>
               <w:t xml:space="preserve">, </w:t>
             </w:r>
-            <w:hyperlink r:id="rId36" w:anchor="P658_149720" w:history="1">
-              <w:r>
-                <w:rPr>
-                  <w:rStyle w:val="Hyperlink"/>
-                  <w:rFonts w:ascii="Times New Roman" w:hAnsi="Times New Roman" w:cs="Times New Roman"/>
-                  <w:sz w:val="16"/>
-                  <w:szCs w:val="16"/>
-                </w:rPr>
-                <w:t>19.705</w:t>
-              </w:r>
-            </w:hyperlink>
+            <w:r>
+              <w:rPr>
+                <w:rFonts w:ascii="Times New Roman" w:hAnsi="Times New Roman" w:cs="Times New Roman"/>
+                <w:sz w:val="16"/>
+                <w:szCs w:val="16"/>
+              </w:rPr>
+              <w:t>19.705</w:t>
+            </w:r>
           </w:p>
         </w:tc>
       </w:tr>
@@ -3216,6 +3186,7 @@
               <w:listItem w:displayText="N/A" w:value="N/A"/>
             </w:dropDownList>
           </w:sdtPr>
+          <w:sdtEndPr/>
           <w:sdtContent>
             <w:tc>
               <w:tcPr>
@@ -3263,6 +3234,7 @@
               <w:listItem w:displayText="N/A" w:value="N/A"/>
             </w:dropDownList>
           </w:sdtPr>
+          <w:sdtEndPr/>
           <w:sdtContent>
             <w:tc>
               <w:tcPr>
@@ -3310,6 +3282,7 @@
               <w:listItem w:displayText="N/A" w:value="N/A"/>
             </w:dropDownList>
           </w:sdtPr>
+          <w:sdtEndPr/>
           <w:sdtContent>
             <w:tc>
               <w:tcPr>
@@ -3347,78 +3320,58 @@
               <w:ind w:left="-99" w:right="-270"/>
               <w:rPr>
                 <w:rStyle w:val="Hyperlink"/>
-                <w:szCs w:val="16"/>
+                <w:color w:val="auto"/>
+                <w:sz w:val="16"/>
+                <w:szCs w:val="16"/>
+                <w:u w:val="none"/>
               </w:rPr>
             </w:pPr>
-            <w:hyperlink r:id="rId37" w:anchor="P1313_223792" w:history="1">
-              <w:r>
-                <w:rPr>
-                  <w:rStyle w:val="Hyperlink"/>
-                  <w:rFonts w:ascii="Times New Roman" w:hAnsi="Times New Roman" w:cs="Times New Roman"/>
-                  <w:sz w:val="16"/>
-                  <w:szCs w:val="16"/>
-                </w:rPr>
-                <w:t>FAR 52.219-9(d)(6</w:t>
-              </w:r>
-              <w:r>
-                <w:rPr>
-                  <w:rStyle w:val="Hyperlink"/>
-                  <w:rFonts w:ascii="Times New Roman" w:hAnsi="Times New Roman" w:cs="Times New Roman"/>
-                  <w:sz w:val="16"/>
-                  <w:szCs w:val="16"/>
-                </w:rPr>
-                <w:t>)</w:t>
-              </w:r>
-            </w:hyperlink>
+            <w:r>
+              <w:rPr>
+                <w:rFonts w:ascii="Times New Roman" w:hAnsi="Times New Roman" w:cs="Times New Roman"/>
+                <w:sz w:val="16"/>
+                <w:szCs w:val="16"/>
+              </w:rPr>
+              <w:t>FAR 52.219-9(d)(6)</w:t>
+            </w:r>
             <w:r>
               <w:rPr>
                 <w:rStyle w:val="Hyperlink"/>
                 <w:rFonts w:ascii="Times New Roman" w:hAnsi="Times New Roman" w:cs="Times New Roman"/>
-                <w:sz w:val="16"/>
-                <w:szCs w:val="16"/>
+                <w:color w:val="auto"/>
+                <w:sz w:val="16"/>
+                <w:szCs w:val="16"/>
+                <w:u w:val="none"/>
               </w:rPr>
               <w:t xml:space="preserve">, </w:t>
             </w:r>
-            <w:hyperlink r:id="rId38" w:anchor="P630_141398" w:history="1">
-              <w:r>
-                <w:rPr>
-                  <w:rStyle w:val="Hyperlink"/>
-                  <w:rFonts w:ascii="Times New Roman" w:hAnsi="Times New Roman" w:cs="Times New Roman"/>
-                  <w:sz w:val="16"/>
-                  <w:szCs w:val="16"/>
-                </w:rPr>
-                <w:t>19.704(a)(6</w:t>
-              </w:r>
-              <w:r>
-                <w:rPr>
-                  <w:rStyle w:val="Hyperlink"/>
-                  <w:rFonts w:ascii="Times New Roman" w:hAnsi="Times New Roman" w:cs="Times New Roman"/>
-                  <w:sz w:val="16"/>
-                  <w:szCs w:val="16"/>
-                </w:rPr>
-                <w:t>)</w:t>
-              </w:r>
-            </w:hyperlink>
+            <w:r>
+              <w:rPr>
+                <w:rFonts w:ascii="Times New Roman" w:hAnsi="Times New Roman" w:cs="Times New Roman"/>
+                <w:sz w:val="16"/>
+                <w:szCs w:val="16"/>
+              </w:rPr>
+              <w:t>19.704(a)(6)</w:t>
+            </w:r>
             <w:r>
               <w:rPr>
                 <w:rStyle w:val="Hyperlink"/>
                 <w:rFonts w:ascii="Times New Roman" w:hAnsi="Times New Roman" w:cs="Times New Roman"/>
-                <w:sz w:val="16"/>
-                <w:szCs w:val="16"/>
+                <w:color w:val="auto"/>
+                <w:sz w:val="16"/>
+                <w:szCs w:val="16"/>
+                <w:u w:val="none"/>
               </w:rPr>
               <w:t xml:space="preserve">, </w:t>
             </w:r>
-            <w:hyperlink r:id="rId39" w:anchor="P658_149720" w:history="1">
-              <w:r>
-                <w:rPr>
-                  <w:rStyle w:val="Hyperlink"/>
-                  <w:rFonts w:ascii="Times New Roman" w:hAnsi="Times New Roman" w:cs="Times New Roman"/>
-                  <w:sz w:val="16"/>
-                  <w:szCs w:val="16"/>
-                </w:rPr>
-                <w:t>19.705</w:t>
-              </w:r>
-            </w:hyperlink>
+            <w:r>
+              <w:rPr>
+                <w:rFonts w:ascii="Times New Roman" w:hAnsi="Times New Roman" w:cs="Times New Roman"/>
+                <w:sz w:val="16"/>
+                <w:szCs w:val="16"/>
+              </w:rPr>
+              <w:t>19.705</w:t>
+            </w:r>
           </w:p>
         </w:tc>
       </w:tr>
@@ -3496,6 +3449,7 @@
               <w:listItem w:displayText="N/A" w:value="N/A"/>
             </w:dropDownList>
           </w:sdtPr>
+          <w:sdtEndPr/>
           <w:sdtContent>
             <w:tc>
               <w:tcPr>
@@ -3543,6 +3497,7 @@
               <w:listItem w:displayText="N/A" w:value="N/A"/>
             </w:dropDownList>
           </w:sdtPr>
+          <w:sdtEndPr/>
           <w:sdtContent>
             <w:tc>
               <w:tcPr>
@@ -3590,6 +3545,7 @@
               <w:listItem w:displayText="N/A" w:value="N/A"/>
             </w:dropDownList>
           </w:sdtPr>
+          <w:sdtEndPr/>
           <w:sdtContent>
             <w:tc>
               <w:tcPr>
@@ -3627,78 +3583,57 @@
               <w:ind w:left="-99" w:right="-270"/>
               <w:rPr>
                 <w:rStyle w:val="Hyperlink"/>
-                <w:szCs w:val="16"/>
+                <w:color w:val="auto"/>
+                <w:szCs w:val="16"/>
+                <w:u w:val="none"/>
               </w:rPr>
             </w:pPr>
-            <w:hyperlink r:id="rId40" w:anchor="P1313_223792" w:history="1">
-              <w:r>
-                <w:rPr>
-                  <w:rStyle w:val="Hyperlink"/>
-                  <w:rFonts w:ascii="Times New Roman" w:hAnsi="Times New Roman" w:cs="Times New Roman"/>
-                  <w:sz w:val="16"/>
-                  <w:szCs w:val="16"/>
-                </w:rPr>
-                <w:t>FAR 52.219-9(d)(6</w:t>
-              </w:r>
-              <w:r>
-                <w:rPr>
-                  <w:rStyle w:val="Hyperlink"/>
-                  <w:rFonts w:ascii="Times New Roman" w:hAnsi="Times New Roman" w:cs="Times New Roman"/>
-                  <w:sz w:val="16"/>
-                  <w:szCs w:val="16"/>
-                </w:rPr>
-                <w:t>)</w:t>
-              </w:r>
-            </w:hyperlink>
+            <w:r>
+              <w:rPr>
+                <w:rFonts w:ascii="Times New Roman" w:hAnsi="Times New Roman" w:cs="Times New Roman"/>
+                <w:sz w:val="16"/>
+                <w:szCs w:val="16"/>
+              </w:rPr>
+              <w:t>FAR 52.219-9(d)(6)</w:t>
+            </w:r>
             <w:r>
               <w:rPr>
                 <w:rStyle w:val="Hyperlink"/>
                 <w:rFonts w:ascii="Times New Roman" w:hAnsi="Times New Roman" w:cs="Times New Roman"/>
-                <w:sz w:val="16"/>
-                <w:szCs w:val="16"/>
+                <w:color w:val="auto"/>
+                <w:sz w:val="16"/>
+                <w:szCs w:val="16"/>
+                <w:u w:val="none"/>
               </w:rPr>
               <w:t xml:space="preserve">, </w:t>
             </w:r>
-            <w:hyperlink r:id="rId41" w:anchor="P630_141398" w:history="1">
-              <w:r>
-                <w:rPr>
-                  <w:rStyle w:val="Hyperlink"/>
-                  <w:rFonts w:ascii="Times New Roman" w:hAnsi="Times New Roman" w:cs="Times New Roman"/>
-                  <w:sz w:val="16"/>
-                  <w:szCs w:val="16"/>
-                </w:rPr>
-                <w:t>19.704(a)(6</w:t>
-              </w:r>
-              <w:r>
-                <w:rPr>
-                  <w:rStyle w:val="Hyperlink"/>
-                  <w:rFonts w:ascii="Times New Roman" w:hAnsi="Times New Roman" w:cs="Times New Roman"/>
-                  <w:sz w:val="16"/>
-                  <w:szCs w:val="16"/>
-                </w:rPr>
-                <w:t>)</w:t>
-              </w:r>
-            </w:hyperlink>
+            <w:r>
+              <w:rPr>
+                <w:rFonts w:ascii="Times New Roman" w:hAnsi="Times New Roman" w:cs="Times New Roman"/>
+                <w:sz w:val="16"/>
+                <w:szCs w:val="16"/>
+              </w:rPr>
+              <w:t>19.704(a)(6)</w:t>
+            </w:r>
             <w:r>
               <w:rPr>
                 <w:rStyle w:val="Hyperlink"/>
                 <w:rFonts w:ascii="Times New Roman" w:hAnsi="Times New Roman" w:cs="Times New Roman"/>
-                <w:sz w:val="16"/>
-                <w:szCs w:val="16"/>
+                <w:color w:val="auto"/>
+                <w:sz w:val="16"/>
+                <w:szCs w:val="16"/>
+                <w:u w:val="none"/>
               </w:rPr>
               <w:t xml:space="preserve">, </w:t>
             </w:r>
-            <w:hyperlink r:id="rId42" w:anchor="P658_149720" w:history="1">
-              <w:r>
-                <w:rPr>
-                  <w:rStyle w:val="Hyperlink"/>
-                  <w:rFonts w:ascii="Times New Roman" w:hAnsi="Times New Roman" w:cs="Times New Roman"/>
-                  <w:sz w:val="16"/>
-                  <w:szCs w:val="16"/>
-                </w:rPr>
-                <w:t>19.705</w:t>
-              </w:r>
-            </w:hyperlink>
+            <w:r>
+              <w:rPr>
+                <w:rFonts w:ascii="Times New Roman" w:hAnsi="Times New Roman" w:cs="Times New Roman"/>
+                <w:sz w:val="16"/>
+                <w:szCs w:val="16"/>
+              </w:rPr>
+              <w:t>19.705</w:t>
+            </w:r>
           </w:p>
         </w:tc>
       </w:tr>
@@ -3759,6 +3694,7 @@
               <w:listItem w:displayText="N/A" w:value="N/A"/>
             </w:dropDownList>
           </w:sdtPr>
+          <w:sdtEndPr/>
           <w:sdtContent>
             <w:tc>
               <w:tcPr>
@@ -3806,6 +3742,7 @@
               <w:listItem w:displayText="N/A" w:value="N/A"/>
             </w:dropDownList>
           </w:sdtPr>
+          <w:sdtEndPr/>
           <w:sdtContent>
             <w:tc>
               <w:tcPr>
@@ -3853,6 +3790,7 @@
               <w:listItem w:displayText="N/A" w:value="N/A"/>
             </w:dropDownList>
           </w:sdtPr>
+          <w:sdtEndPr/>
           <w:sdtContent>
             <w:tc>
               <w:tcPr>
@@ -3890,78 +3828,57 @@
               <w:ind w:left="-99" w:right="-270"/>
               <w:rPr>
                 <w:rStyle w:val="Hyperlink"/>
-                <w:szCs w:val="16"/>
+                <w:color w:val="auto"/>
+                <w:szCs w:val="16"/>
+                <w:u w:val="none"/>
               </w:rPr>
             </w:pPr>
-            <w:hyperlink r:id="rId43" w:anchor="P1313_223792" w:history="1">
-              <w:r>
-                <w:rPr>
-                  <w:rStyle w:val="Hyperlink"/>
-                  <w:rFonts w:ascii="Times New Roman" w:hAnsi="Times New Roman" w:cs="Times New Roman"/>
-                  <w:sz w:val="16"/>
-                  <w:szCs w:val="16"/>
-                </w:rPr>
-                <w:t>FAR 52.219-9(d)(7</w:t>
-              </w:r>
-              <w:r>
-                <w:rPr>
-                  <w:rStyle w:val="Hyperlink"/>
-                  <w:rFonts w:ascii="Times New Roman" w:hAnsi="Times New Roman" w:cs="Times New Roman"/>
-                  <w:sz w:val="16"/>
-                  <w:szCs w:val="16"/>
-                </w:rPr>
-                <w:t>)</w:t>
-              </w:r>
-            </w:hyperlink>
+            <w:r>
+              <w:rPr>
+                <w:rFonts w:ascii="Times New Roman" w:hAnsi="Times New Roman" w:cs="Times New Roman"/>
+                <w:sz w:val="16"/>
+                <w:szCs w:val="16"/>
+              </w:rPr>
+              <w:t>FAR 52.219-9(d)(7)</w:t>
+            </w:r>
             <w:r>
               <w:rPr>
                 <w:rStyle w:val="Hyperlink"/>
                 <w:rFonts w:ascii="Times New Roman" w:hAnsi="Times New Roman" w:cs="Times New Roman"/>
-                <w:sz w:val="16"/>
-                <w:szCs w:val="16"/>
+                <w:color w:val="auto"/>
+                <w:sz w:val="16"/>
+                <w:szCs w:val="16"/>
+                <w:u w:val="none"/>
               </w:rPr>
               <w:t xml:space="preserve">, </w:t>
             </w:r>
-            <w:hyperlink r:id="rId44" w:anchor="P630_141398" w:history="1">
-              <w:r>
-                <w:rPr>
-                  <w:rStyle w:val="Hyperlink"/>
-                  <w:rFonts w:ascii="Times New Roman" w:hAnsi="Times New Roman" w:cs="Times New Roman"/>
-                  <w:sz w:val="16"/>
-                  <w:szCs w:val="16"/>
-                </w:rPr>
-                <w:t>19.704(a)(7</w:t>
-              </w:r>
-              <w:r>
-                <w:rPr>
-                  <w:rStyle w:val="Hyperlink"/>
-                  <w:rFonts w:ascii="Times New Roman" w:hAnsi="Times New Roman" w:cs="Times New Roman"/>
-                  <w:sz w:val="16"/>
-                  <w:szCs w:val="16"/>
-                </w:rPr>
-                <w:t>)</w:t>
-              </w:r>
-            </w:hyperlink>
+            <w:r>
+              <w:rPr>
+                <w:rFonts w:ascii="Times New Roman" w:hAnsi="Times New Roman" w:cs="Times New Roman"/>
+                <w:sz w:val="16"/>
+                <w:szCs w:val="16"/>
+              </w:rPr>
+              <w:t>19.704(a)(7)</w:t>
+            </w:r>
             <w:r>
               <w:rPr>
                 <w:rStyle w:val="Hyperlink"/>
                 <w:rFonts w:ascii="Times New Roman" w:hAnsi="Times New Roman" w:cs="Times New Roman"/>
-                <w:sz w:val="16"/>
-                <w:szCs w:val="16"/>
+                <w:color w:val="auto"/>
+                <w:sz w:val="16"/>
+                <w:szCs w:val="16"/>
+                <w:u w:val="none"/>
               </w:rPr>
               <w:t xml:space="preserve">, </w:t>
             </w:r>
-            <w:hyperlink r:id="rId45" w:anchor="P658_149720" w:history="1">
-              <w:r>
-                <w:rPr>
-                  <w:rStyle w:val="Hyperlink"/>
-                  <w:rFonts w:ascii="Times New Roman" w:hAnsi="Times New Roman" w:cs="Times New Roman"/>
-                  <w:sz w:val="16"/>
-                  <w:szCs w:val="16"/>
-                </w:rPr>
-                <w:t>19.705</w:t>
-              </w:r>
-            </w:hyperlink>
+            <w:r>
+              <w:rPr>
+                <w:rFonts w:ascii="Times New Roman" w:hAnsi="Times New Roman" w:cs="Times New Roman"/>
+                <w:sz w:val="16"/>
+                <w:szCs w:val="16"/>
+              </w:rPr>
+              <w:t>19.705</w:t>
+            </w:r>
           </w:p>
         </w:tc>
       </w:tr>
@@ -4021,6 +3938,7 @@
               <w:listItem w:displayText="N/A" w:value="N/A"/>
             </w:dropDownList>
           </w:sdtPr>
+          <w:sdtEndPr/>
           <w:sdtContent>
             <w:tc>
               <w:tcPr>
@@ -4068,6 +3986,7 @@
               <w:listItem w:displayText="N/A" w:value="N/A"/>
             </w:dropDownList>
           </w:sdtPr>
+          <w:sdtEndPr/>
           <w:sdtContent>
             <w:tc>
               <w:tcPr>
@@ -4115,6 +4034,7 @@
               <w:listItem w:displayText="N/A" w:value="N/A"/>
             </w:dropDownList>
           </w:sdtPr>
+          <w:sdtEndPr/>
           <w:sdtContent>
             <w:tc>
               <w:tcPr>
@@ -4152,87 +4072,81 @@
               <w:ind w:left="-99" w:right="-270"/>
               <w:rPr>
                 <w:rStyle w:val="Hyperlink"/>
-                <w:szCs w:val="16"/>
+                <w:color w:val="auto"/>
+                <w:szCs w:val="16"/>
+                <w:u w:val="none"/>
               </w:rPr>
             </w:pPr>
-            <w:hyperlink r:id="rId46" w:anchor="P1313_223792" w:history="1">
-              <w:r>
-                <w:rPr>
-                  <w:rStyle w:val="Hyperlink"/>
-                  <w:rFonts w:ascii="Times New Roman" w:hAnsi="Times New Roman" w:cs="Times New Roman"/>
-                  <w:sz w:val="16"/>
-                  <w:szCs w:val="16"/>
-                </w:rPr>
-                <w:t>FAR 52.219-9(d)(</w:t>
-              </w:r>
-              <w:r>
-                <w:rPr>
-                  <w:rStyle w:val="Hyperlink"/>
-                  <w:rFonts w:ascii="Times New Roman" w:hAnsi="Times New Roman" w:cs="Times New Roman"/>
-                  <w:sz w:val="16"/>
-                  <w:szCs w:val="16"/>
-                </w:rPr>
-                <w:t>8</w:t>
-              </w:r>
-              <w:r>
-                <w:rPr>
-                  <w:rStyle w:val="Hyperlink"/>
-                  <w:rFonts w:ascii="Times New Roman" w:hAnsi="Times New Roman" w:cs="Times New Roman"/>
-                  <w:sz w:val="16"/>
-                  <w:szCs w:val="16"/>
-                </w:rPr>
-                <w:t>)</w:t>
-              </w:r>
-            </w:hyperlink>
+            <w:r>
+              <w:rPr>
+                <w:rFonts w:ascii="Times New Roman" w:hAnsi="Times New Roman" w:cs="Times New Roman"/>
+                <w:sz w:val="16"/>
+                <w:szCs w:val="16"/>
+              </w:rPr>
+              <w:t>FAR 52.219-9(d)(</w:t>
+            </w:r>
+            <w:r>
+              <w:rPr>
+                <w:rFonts w:ascii="Times New Roman" w:hAnsi="Times New Roman" w:cs="Times New Roman"/>
+                <w:sz w:val="16"/>
+                <w:szCs w:val="16"/>
+              </w:rPr>
+              <w:t>8</w:t>
+            </w:r>
+            <w:r>
+              <w:rPr>
+                <w:rFonts w:ascii="Times New Roman" w:hAnsi="Times New Roman" w:cs="Times New Roman"/>
+                <w:sz w:val="16"/>
+                <w:szCs w:val="16"/>
+              </w:rPr>
+              <w:t>)</w:t>
+            </w:r>
             <w:r>
               <w:rPr>
                 <w:rStyle w:val="Hyperlink"/>
                 <w:rFonts w:ascii="Times New Roman" w:hAnsi="Times New Roman" w:cs="Times New Roman"/>
-                <w:sz w:val="16"/>
-                <w:szCs w:val="16"/>
+                <w:color w:val="auto"/>
+                <w:sz w:val="16"/>
+                <w:szCs w:val="16"/>
+                <w:u w:val="none"/>
               </w:rPr>
               <w:t xml:space="preserve">, </w:t>
             </w:r>
-            <w:hyperlink r:id="rId47" w:anchor="P630_141398" w:history="1">
-              <w:r>
-                <w:rPr>
-                  <w:rStyle w:val="Hyperlink"/>
-                  <w:rFonts w:ascii="Times New Roman" w:hAnsi="Times New Roman" w:cs="Times New Roman"/>
-                  <w:sz w:val="16"/>
-                  <w:szCs w:val="16"/>
-                </w:rPr>
-                <w:t>19.704(a)(8</w:t>
-              </w:r>
-              <w:r>
-                <w:rPr>
-                  <w:rStyle w:val="Hyperlink"/>
-                  <w:rFonts w:ascii="Times New Roman" w:hAnsi="Times New Roman" w:cs="Times New Roman"/>
-                  <w:sz w:val="16"/>
-                  <w:szCs w:val="16"/>
-                </w:rPr>
-                <w:t>)</w:t>
-              </w:r>
-            </w:hyperlink>
+            <w:r>
+              <w:rPr>
+                <w:rFonts w:ascii="Times New Roman" w:hAnsi="Times New Roman" w:cs="Times New Roman"/>
+                <w:sz w:val="16"/>
+                <w:szCs w:val="16"/>
+              </w:rPr>
+              <w:t>19.704(a)(8</w:t>
+            </w:r>
+            <w:r>
+              <w:rPr>
+                <w:rFonts w:ascii="Times New Roman" w:hAnsi="Times New Roman" w:cs="Times New Roman"/>
+                <w:sz w:val="16"/>
+                <w:szCs w:val="16"/>
+              </w:rPr>
+              <w:t>)</w:t>
+            </w:r>
             <w:r>
               <w:rPr>
                 <w:rStyle w:val="Hyperlink"/>
                 <w:rFonts w:ascii="Times New Roman" w:hAnsi="Times New Roman" w:cs="Times New Roman"/>
-                <w:sz w:val="16"/>
-                <w:szCs w:val="16"/>
+                <w:color w:val="auto"/>
+                <w:sz w:val="16"/>
+                <w:szCs w:val="16"/>
+                <w:u w:val="none"/>
               </w:rPr>
               <w:t xml:space="preserve">, </w:t>
             </w:r>
-            <w:hyperlink r:id="rId48" w:anchor="P658_149720" w:history="1">
-              <w:r>
-                <w:rPr>
-                  <w:rStyle w:val="Hyperlink"/>
-                  <w:rFonts w:ascii="Times New Roman" w:hAnsi="Times New Roman" w:cs="Times New Roman"/>
-                  <w:sz w:val="16"/>
-                  <w:szCs w:val="16"/>
-                </w:rPr>
-                <w:t>19.705</w:t>
-              </w:r>
-            </w:hyperlink>
+            <w:r>
+              <w:rPr>
+                <w:rFonts w:ascii="Times New Roman" w:hAnsi="Times New Roman" w:cs="Times New Roman"/>
+                <w:sz w:val="16"/>
+                <w:szCs w:val="16"/>
+              </w:rPr>
+              <w:t>19.705</w:t>
+            </w:r>
           </w:p>
         </w:tc>
       </w:tr>
@@ -4346,78 +4260,57 @@
               <w:ind w:left="-99" w:right="-270"/>
               <w:rPr>
                 <w:rStyle w:val="Hyperlink"/>
-                <w:szCs w:val="16"/>
+                <w:color w:val="auto"/>
+                <w:szCs w:val="16"/>
+                <w:u w:val="none"/>
               </w:rPr>
             </w:pPr>
-            <w:hyperlink r:id="rId49" w:anchor="P1313_223792" w:history="1">
-              <w:r>
-                <w:rPr>
-                  <w:rStyle w:val="Hyperlink"/>
-                  <w:rFonts w:ascii="Times New Roman" w:hAnsi="Times New Roman" w:cs="Times New Roman"/>
-                  <w:sz w:val="16"/>
-                  <w:szCs w:val="16"/>
-                </w:rPr>
-                <w:t>FAR 52.219-9(d)(9</w:t>
-              </w:r>
-              <w:r>
-                <w:rPr>
-                  <w:rStyle w:val="Hyperlink"/>
-                  <w:rFonts w:ascii="Times New Roman" w:hAnsi="Times New Roman" w:cs="Times New Roman"/>
-                  <w:sz w:val="16"/>
-                  <w:szCs w:val="16"/>
-                </w:rPr>
-                <w:t>)</w:t>
-              </w:r>
-            </w:hyperlink>
+            <w:r>
+              <w:rPr>
+                <w:rFonts w:ascii="Times New Roman" w:hAnsi="Times New Roman" w:cs="Times New Roman"/>
+                <w:sz w:val="16"/>
+                <w:szCs w:val="16"/>
+              </w:rPr>
+              <w:t>FAR 52.219-9(d)(9)</w:t>
+            </w:r>
             <w:r>
               <w:rPr>
                 <w:rStyle w:val="Hyperlink"/>
                 <w:rFonts w:ascii="Times New Roman" w:hAnsi="Times New Roman" w:cs="Times New Roman"/>
-                <w:sz w:val="16"/>
-                <w:szCs w:val="16"/>
+                <w:color w:val="auto"/>
+                <w:sz w:val="16"/>
+                <w:szCs w:val="16"/>
+                <w:u w:val="none"/>
               </w:rPr>
               <w:t xml:space="preserve">, </w:t>
             </w:r>
-            <w:hyperlink r:id="rId50" w:anchor="P630_141398" w:history="1">
-              <w:r>
-                <w:rPr>
-                  <w:rStyle w:val="Hyperlink"/>
-                  <w:rFonts w:ascii="Times New Roman" w:hAnsi="Times New Roman" w:cs="Times New Roman"/>
-                  <w:sz w:val="16"/>
-                  <w:szCs w:val="16"/>
-                </w:rPr>
-                <w:t>19.704(a)(9</w:t>
-              </w:r>
-              <w:r>
-                <w:rPr>
-                  <w:rStyle w:val="Hyperlink"/>
-                  <w:rFonts w:ascii="Times New Roman" w:hAnsi="Times New Roman" w:cs="Times New Roman"/>
-                  <w:sz w:val="16"/>
-                  <w:szCs w:val="16"/>
-                </w:rPr>
-                <w:t>)</w:t>
-              </w:r>
-            </w:hyperlink>
+            <w:r>
+              <w:rPr>
+                <w:rFonts w:ascii="Times New Roman" w:hAnsi="Times New Roman" w:cs="Times New Roman"/>
+                <w:sz w:val="16"/>
+                <w:szCs w:val="16"/>
+              </w:rPr>
+              <w:t>19.704(a)(9)</w:t>
+            </w:r>
             <w:r>
               <w:rPr>
                 <w:rStyle w:val="Hyperlink"/>
                 <w:rFonts w:ascii="Times New Roman" w:hAnsi="Times New Roman" w:cs="Times New Roman"/>
-                <w:sz w:val="16"/>
-                <w:szCs w:val="16"/>
+                <w:color w:val="auto"/>
+                <w:sz w:val="16"/>
+                <w:szCs w:val="16"/>
+                <w:u w:val="none"/>
               </w:rPr>
               <w:t xml:space="preserve">, </w:t>
             </w:r>
-            <w:hyperlink r:id="rId51" w:anchor="P658_149720" w:history="1">
-              <w:r>
-                <w:rPr>
-                  <w:rStyle w:val="Hyperlink"/>
-                  <w:rFonts w:ascii="Times New Roman" w:hAnsi="Times New Roman" w:cs="Times New Roman"/>
-                  <w:sz w:val="16"/>
-                  <w:szCs w:val="16"/>
-                </w:rPr>
-                <w:t>19.705</w:t>
-              </w:r>
-            </w:hyperlink>
+            <w:r>
+              <w:rPr>
+                <w:rFonts w:ascii="Times New Roman" w:hAnsi="Times New Roman" w:cs="Times New Roman"/>
+                <w:sz w:val="16"/>
+                <w:szCs w:val="16"/>
+              </w:rPr>
+              <w:t>19.705</w:t>
+            </w:r>
           </w:p>
         </w:tc>
       </w:tr>
@@ -4475,6 +4368,7 @@
               <w:listItem w:displayText="N/A" w:value="N/A"/>
             </w:dropDownList>
           </w:sdtPr>
+          <w:sdtEndPr/>
           <w:sdtContent>
             <w:tc>
               <w:tcPr>
@@ -4522,6 +4416,7 @@
               <w:listItem w:displayText="N/A" w:value="N/A"/>
             </w:dropDownList>
           </w:sdtPr>
+          <w:sdtEndPr/>
           <w:sdtContent>
             <w:tc>
               <w:tcPr>
@@ -4566,6 +4461,7 @@
               <w:listItem w:displayText="N/A" w:value="N/A"/>
             </w:dropDownList>
           </w:sdtPr>
+          <w:sdtEndPr/>
           <w:sdtContent>
             <w:tc>
               <w:tcPr>
@@ -4603,78 +4499,57 @@
               <w:ind w:left="-99" w:right="-270"/>
               <w:rPr>
                 <w:rStyle w:val="Hyperlink"/>
-                <w:szCs w:val="16"/>
+                <w:color w:val="auto"/>
+                <w:szCs w:val="16"/>
+                <w:u w:val="none"/>
               </w:rPr>
             </w:pPr>
-            <w:hyperlink r:id="rId52" w:anchor="P1313_223792" w:history="1">
-              <w:r>
-                <w:rPr>
-                  <w:rStyle w:val="Hyperlink"/>
-                  <w:rFonts w:ascii="Times New Roman" w:hAnsi="Times New Roman" w:cs="Times New Roman"/>
-                  <w:sz w:val="16"/>
-                  <w:szCs w:val="16"/>
-                </w:rPr>
-                <w:t>FAR 52.219-9(d)(9</w:t>
-              </w:r>
-              <w:r>
-                <w:rPr>
-                  <w:rStyle w:val="Hyperlink"/>
-                  <w:rFonts w:ascii="Times New Roman" w:hAnsi="Times New Roman" w:cs="Times New Roman"/>
-                  <w:sz w:val="16"/>
-                  <w:szCs w:val="16"/>
-                </w:rPr>
-                <w:t>)</w:t>
-              </w:r>
-            </w:hyperlink>
+            <w:r>
+              <w:rPr>
+                <w:rFonts w:ascii="Times New Roman" w:hAnsi="Times New Roman" w:cs="Times New Roman"/>
+                <w:sz w:val="16"/>
+                <w:szCs w:val="16"/>
+              </w:rPr>
+              <w:t>FAR 52.219-9(d)(9)</w:t>
+            </w:r>
             <w:r>
               <w:rPr>
                 <w:rStyle w:val="Hyperlink"/>
                 <w:rFonts w:ascii="Times New Roman" w:hAnsi="Times New Roman" w:cs="Times New Roman"/>
-                <w:sz w:val="16"/>
-                <w:szCs w:val="16"/>
+                <w:color w:val="auto"/>
+                <w:sz w:val="16"/>
+                <w:szCs w:val="16"/>
+                <w:u w:val="none"/>
               </w:rPr>
               <w:t xml:space="preserve">, </w:t>
             </w:r>
-            <w:hyperlink r:id="rId53" w:anchor="P630_141398" w:history="1">
-              <w:r>
-                <w:rPr>
-                  <w:rStyle w:val="Hyperlink"/>
-                  <w:rFonts w:ascii="Times New Roman" w:hAnsi="Times New Roman" w:cs="Times New Roman"/>
-                  <w:sz w:val="16"/>
-                  <w:szCs w:val="16"/>
-                </w:rPr>
-                <w:t>19.704(a)(9</w:t>
-              </w:r>
-              <w:r>
-                <w:rPr>
-                  <w:rStyle w:val="Hyperlink"/>
-                  <w:rFonts w:ascii="Times New Roman" w:hAnsi="Times New Roman" w:cs="Times New Roman"/>
-                  <w:sz w:val="16"/>
-                  <w:szCs w:val="16"/>
-                </w:rPr>
-                <w:t>)</w:t>
-              </w:r>
-            </w:hyperlink>
+            <w:r>
+              <w:rPr>
+                <w:rFonts w:ascii="Times New Roman" w:hAnsi="Times New Roman" w:cs="Times New Roman"/>
+                <w:sz w:val="16"/>
+                <w:szCs w:val="16"/>
+              </w:rPr>
+              <w:t>19.704(a)(9)</w:t>
+            </w:r>
             <w:r>
               <w:rPr>
                 <w:rStyle w:val="Hyperlink"/>
                 <w:rFonts w:ascii="Times New Roman" w:hAnsi="Times New Roman" w:cs="Times New Roman"/>
-                <w:sz w:val="16"/>
-                <w:szCs w:val="16"/>
+                <w:color w:val="auto"/>
+                <w:sz w:val="16"/>
+                <w:szCs w:val="16"/>
+                <w:u w:val="none"/>
               </w:rPr>
               <w:t xml:space="preserve">, </w:t>
             </w:r>
-            <w:hyperlink r:id="rId54" w:anchor="P658_149720" w:history="1">
-              <w:r>
-                <w:rPr>
-                  <w:rStyle w:val="Hyperlink"/>
-                  <w:rFonts w:ascii="Times New Roman" w:hAnsi="Times New Roman" w:cs="Times New Roman"/>
-                  <w:sz w:val="16"/>
-                  <w:szCs w:val="16"/>
-                </w:rPr>
-                <w:t>19.705</w:t>
-              </w:r>
-            </w:hyperlink>
+            <w:r>
+              <w:rPr>
+                <w:rFonts w:ascii="Times New Roman" w:hAnsi="Times New Roman" w:cs="Times New Roman"/>
+                <w:sz w:val="16"/>
+                <w:szCs w:val="16"/>
+              </w:rPr>
+              <w:t>19.705</w:t>
+            </w:r>
           </w:p>
         </w:tc>
       </w:tr>
@@ -4729,6 +4604,7 @@
               <w:listItem w:displayText="N/A" w:value="N/A"/>
             </w:dropDownList>
           </w:sdtPr>
+          <w:sdtEndPr/>
           <w:sdtContent>
             <w:tc>
               <w:tcPr>
@@ -4773,6 +4649,7 @@
               <w:listItem w:displayText="N/A" w:value="N/A"/>
             </w:dropDownList>
           </w:sdtPr>
+          <w:sdtEndPr/>
           <w:sdtContent>
             <w:tc>
               <w:tcPr>
@@ -4817,6 +4694,7 @@
               <w:listItem w:displayText="N/A" w:value="N/A"/>
             </w:dropDownList>
           </w:sdtPr>
+          <w:sdtEndPr/>
           <w:sdtContent>
             <w:tc>
               <w:tcPr>
@@ -4854,78 +4732,57 @@
               <w:ind w:left="-99" w:right="-270"/>
               <w:rPr>
                 <w:rStyle w:val="Hyperlink"/>
-                <w:szCs w:val="16"/>
+                <w:color w:val="auto"/>
+                <w:szCs w:val="16"/>
+                <w:u w:val="none"/>
               </w:rPr>
             </w:pPr>
-            <w:hyperlink r:id="rId55" w:anchor="P1313_223792" w:history="1">
-              <w:r>
-                <w:rPr>
-                  <w:rStyle w:val="Hyperlink"/>
-                  <w:rFonts w:ascii="Times New Roman" w:hAnsi="Times New Roman" w:cs="Times New Roman"/>
-                  <w:sz w:val="16"/>
-                  <w:szCs w:val="16"/>
-                </w:rPr>
-                <w:t>FAR 52.219-9(d)(9</w:t>
-              </w:r>
-              <w:r>
-                <w:rPr>
-                  <w:rStyle w:val="Hyperlink"/>
-                  <w:rFonts w:ascii="Times New Roman" w:hAnsi="Times New Roman" w:cs="Times New Roman"/>
-                  <w:sz w:val="16"/>
-                  <w:szCs w:val="16"/>
-                </w:rPr>
-                <w:t>)</w:t>
-              </w:r>
-            </w:hyperlink>
+            <w:r>
+              <w:rPr>
+                <w:rFonts w:ascii="Times New Roman" w:hAnsi="Times New Roman" w:cs="Times New Roman"/>
+                <w:sz w:val="16"/>
+                <w:szCs w:val="16"/>
+              </w:rPr>
+              <w:t>FAR 52.219-9(d)(9)</w:t>
+            </w:r>
             <w:r>
               <w:rPr>
                 <w:rStyle w:val="Hyperlink"/>
                 <w:rFonts w:ascii="Times New Roman" w:hAnsi="Times New Roman" w:cs="Times New Roman"/>
-                <w:sz w:val="16"/>
-                <w:szCs w:val="16"/>
+                <w:color w:val="auto"/>
+                <w:sz w:val="16"/>
+                <w:szCs w:val="16"/>
+                <w:u w:val="none"/>
               </w:rPr>
               <w:t xml:space="preserve">, </w:t>
             </w:r>
-            <w:hyperlink r:id="rId56" w:anchor="P630_141398" w:history="1">
-              <w:r>
-                <w:rPr>
-                  <w:rStyle w:val="Hyperlink"/>
-                  <w:rFonts w:ascii="Times New Roman" w:hAnsi="Times New Roman" w:cs="Times New Roman"/>
-                  <w:sz w:val="16"/>
-                  <w:szCs w:val="16"/>
-                </w:rPr>
-                <w:t>19.704(a)(9</w:t>
-              </w:r>
-              <w:r>
-                <w:rPr>
-                  <w:rStyle w:val="Hyperlink"/>
-                  <w:rFonts w:ascii="Times New Roman" w:hAnsi="Times New Roman" w:cs="Times New Roman"/>
-                  <w:sz w:val="16"/>
-                  <w:szCs w:val="16"/>
-                </w:rPr>
-                <w:t>)</w:t>
-              </w:r>
-            </w:hyperlink>
+            <w:r>
+              <w:rPr>
+                <w:rFonts w:ascii="Times New Roman" w:hAnsi="Times New Roman" w:cs="Times New Roman"/>
+                <w:sz w:val="16"/>
+                <w:szCs w:val="16"/>
+              </w:rPr>
+              <w:t>19.704(a)(9)</w:t>
+            </w:r>
             <w:r>
               <w:rPr>
                 <w:rStyle w:val="Hyperlink"/>
                 <w:rFonts w:ascii="Times New Roman" w:hAnsi="Times New Roman" w:cs="Times New Roman"/>
-                <w:sz w:val="16"/>
-                <w:szCs w:val="16"/>
+                <w:color w:val="auto"/>
+                <w:sz w:val="16"/>
+                <w:szCs w:val="16"/>
+                <w:u w:val="none"/>
               </w:rPr>
               <w:t xml:space="preserve">, </w:t>
             </w:r>
-            <w:hyperlink r:id="rId57" w:anchor="P658_149720" w:history="1">
-              <w:r>
-                <w:rPr>
-                  <w:rStyle w:val="Hyperlink"/>
-                  <w:rFonts w:ascii="Times New Roman" w:hAnsi="Times New Roman" w:cs="Times New Roman"/>
-                  <w:sz w:val="16"/>
-                  <w:szCs w:val="16"/>
-                </w:rPr>
-                <w:t>19.705</w:t>
-              </w:r>
-            </w:hyperlink>
+            <w:r>
+              <w:rPr>
+                <w:rFonts w:ascii="Times New Roman" w:hAnsi="Times New Roman" w:cs="Times New Roman"/>
+                <w:sz w:val="16"/>
+                <w:szCs w:val="16"/>
+              </w:rPr>
+              <w:t>19.705</w:t>
+            </w:r>
           </w:p>
         </w:tc>
       </w:tr>
@@ -4990,6 +4847,7 @@
               <w:listItem w:displayText="N/A" w:value="N/A"/>
             </w:dropDownList>
           </w:sdtPr>
+          <w:sdtEndPr/>
           <w:sdtContent>
             <w:tc>
               <w:tcPr>
@@ -5034,6 +4892,7 @@
               <w:listItem w:displayText="N/A" w:value="N/A"/>
             </w:dropDownList>
           </w:sdtPr>
+          <w:sdtEndPr/>
           <w:sdtContent>
             <w:tc>
               <w:tcPr>
@@ -5078,6 +4937,7 @@
               <w:listItem w:displayText="N/A" w:value="N/A"/>
             </w:dropDownList>
           </w:sdtPr>
+          <w:sdtEndPr/>
           <w:sdtContent>
             <w:tc>
               <w:tcPr>
@@ -5115,78 +4975,57 @@
               <w:ind w:left="-99" w:right="-270"/>
               <w:rPr>
                 <w:rStyle w:val="Hyperlink"/>
-                <w:szCs w:val="16"/>
+                <w:color w:val="auto"/>
+                <w:szCs w:val="16"/>
+                <w:u w:val="none"/>
               </w:rPr>
             </w:pPr>
-            <w:hyperlink r:id="rId58" w:anchor="P1313_223792" w:history="1">
-              <w:r>
-                <w:rPr>
-                  <w:rStyle w:val="Hyperlink"/>
-                  <w:rFonts w:ascii="Times New Roman" w:hAnsi="Times New Roman" w:cs="Times New Roman"/>
-                  <w:sz w:val="16"/>
-                  <w:szCs w:val="16"/>
-                </w:rPr>
-                <w:t>FAR 52.219-9(d)(10</w:t>
-              </w:r>
-              <w:r>
-                <w:rPr>
-                  <w:rStyle w:val="Hyperlink"/>
-                  <w:rFonts w:ascii="Times New Roman" w:hAnsi="Times New Roman" w:cs="Times New Roman"/>
-                  <w:sz w:val="16"/>
-                  <w:szCs w:val="16"/>
-                </w:rPr>
-                <w:t>)</w:t>
-              </w:r>
-            </w:hyperlink>
+            <w:r>
+              <w:rPr>
+                <w:rFonts w:ascii="Times New Roman" w:hAnsi="Times New Roman" w:cs="Times New Roman"/>
+                <w:sz w:val="16"/>
+                <w:szCs w:val="16"/>
+              </w:rPr>
+              <w:t>FAR 52.219-9(d)(10)</w:t>
+            </w:r>
             <w:r>
               <w:rPr>
                 <w:rStyle w:val="Hyperlink"/>
                 <w:rFonts w:ascii="Times New Roman" w:hAnsi="Times New Roman" w:cs="Times New Roman"/>
-                <w:sz w:val="16"/>
-                <w:szCs w:val="16"/>
+                <w:color w:val="auto"/>
+                <w:sz w:val="16"/>
+                <w:szCs w:val="16"/>
+                <w:u w:val="none"/>
               </w:rPr>
               <w:t xml:space="preserve">, </w:t>
             </w:r>
-            <w:hyperlink r:id="rId59" w:anchor="P630_141398" w:history="1">
-              <w:r>
-                <w:rPr>
-                  <w:rStyle w:val="Hyperlink"/>
-                  <w:rFonts w:ascii="Times New Roman" w:hAnsi="Times New Roman" w:cs="Times New Roman"/>
-                  <w:sz w:val="16"/>
-                  <w:szCs w:val="16"/>
-                </w:rPr>
-                <w:t>19.704(a)(10</w:t>
-              </w:r>
-              <w:r>
-                <w:rPr>
-                  <w:rStyle w:val="Hyperlink"/>
-                  <w:rFonts w:ascii="Times New Roman" w:hAnsi="Times New Roman" w:cs="Times New Roman"/>
-                  <w:sz w:val="16"/>
-                  <w:szCs w:val="16"/>
-                </w:rPr>
-                <w:t>)</w:t>
-              </w:r>
-            </w:hyperlink>
+            <w:r>
+              <w:rPr>
+                <w:rFonts w:ascii="Times New Roman" w:hAnsi="Times New Roman" w:cs="Times New Roman"/>
+                <w:sz w:val="16"/>
+                <w:szCs w:val="16"/>
+              </w:rPr>
+              <w:t>19.704(a)(10)</w:t>
+            </w:r>
             <w:r>
               <w:rPr>
                 <w:rStyle w:val="Hyperlink"/>
                 <w:rFonts w:ascii="Times New Roman" w:hAnsi="Times New Roman" w:cs="Times New Roman"/>
-                <w:sz w:val="16"/>
-                <w:szCs w:val="16"/>
+                <w:color w:val="auto"/>
+                <w:sz w:val="16"/>
+                <w:szCs w:val="16"/>
+                <w:u w:val="none"/>
               </w:rPr>
               <w:t xml:space="preserve">, </w:t>
             </w:r>
-            <w:hyperlink r:id="rId60" w:anchor="P658_149720" w:history="1">
-              <w:r>
-                <w:rPr>
-                  <w:rStyle w:val="Hyperlink"/>
-                  <w:rFonts w:ascii="Times New Roman" w:hAnsi="Times New Roman" w:cs="Times New Roman"/>
-                  <w:sz w:val="16"/>
-                  <w:szCs w:val="16"/>
-                </w:rPr>
-                <w:t>19.705</w:t>
-              </w:r>
-            </w:hyperlink>
+            <w:r>
+              <w:rPr>
+                <w:rFonts w:ascii="Times New Roman" w:hAnsi="Times New Roman" w:cs="Times New Roman"/>
+                <w:sz w:val="16"/>
+                <w:szCs w:val="16"/>
+              </w:rPr>
+              <w:t>19.705</w:t>
+            </w:r>
           </w:p>
         </w:tc>
       </w:tr>
@@ -5243,6 +5082,7 @@
               <w:listItem w:displayText="N/A" w:value="N/A"/>
             </w:dropDownList>
           </w:sdtPr>
+          <w:sdtEndPr/>
           <w:sdtContent>
             <w:tc>
               <w:tcPr>
@@ -5287,6 +5127,7 @@
               <w:listItem w:displayText="N/A" w:value="N/A"/>
             </w:dropDownList>
           </w:sdtPr>
+          <w:sdtEndPr/>
           <w:sdtContent>
             <w:tc>
               <w:tcPr>
@@ -5331,6 +5172,7 @@
               <w:listItem w:displayText="N/A" w:value="N/A"/>
             </w:dropDownList>
           </w:sdtPr>
+          <w:sdtEndPr/>
           <w:sdtContent>
             <w:tc>
               <w:tcPr>
@@ -5368,78 +5210,57 @@
               <w:ind w:left="-99" w:right="-270"/>
               <w:rPr>
                 <w:rStyle w:val="Hyperlink"/>
-                <w:szCs w:val="16"/>
+                <w:color w:val="auto"/>
+                <w:szCs w:val="16"/>
+                <w:u w:val="none"/>
               </w:rPr>
             </w:pPr>
-            <w:hyperlink r:id="rId61" w:anchor="P1313_223792" w:history="1">
-              <w:r>
-                <w:rPr>
-                  <w:rStyle w:val="Hyperlink"/>
-                  <w:rFonts w:ascii="Times New Roman" w:hAnsi="Times New Roman" w:cs="Times New Roman"/>
-                  <w:sz w:val="16"/>
-                  <w:szCs w:val="16"/>
-                </w:rPr>
-                <w:t>FAR 52.219-9(d)(11</w:t>
-              </w:r>
-              <w:r>
-                <w:rPr>
-                  <w:rStyle w:val="Hyperlink"/>
-                  <w:rFonts w:ascii="Times New Roman" w:hAnsi="Times New Roman" w:cs="Times New Roman"/>
-                  <w:sz w:val="16"/>
-                  <w:szCs w:val="16"/>
-                </w:rPr>
-                <w:t>)</w:t>
-              </w:r>
-            </w:hyperlink>
+            <w:r>
+              <w:rPr>
+                <w:rFonts w:ascii="Times New Roman" w:hAnsi="Times New Roman" w:cs="Times New Roman"/>
+                <w:sz w:val="16"/>
+                <w:szCs w:val="16"/>
+              </w:rPr>
+              <w:t>FAR 52.219-9(d)(11)</w:t>
+            </w:r>
             <w:r>
               <w:rPr>
                 <w:rStyle w:val="Hyperlink"/>
                 <w:rFonts w:ascii="Times New Roman" w:hAnsi="Times New Roman" w:cs="Times New Roman"/>
-                <w:sz w:val="16"/>
-                <w:szCs w:val="16"/>
+                <w:color w:val="auto"/>
+                <w:sz w:val="16"/>
+                <w:szCs w:val="16"/>
+                <w:u w:val="none"/>
               </w:rPr>
               <w:t xml:space="preserve">, </w:t>
             </w:r>
-            <w:hyperlink r:id="rId62" w:anchor="P630_141398" w:history="1">
-              <w:r>
-                <w:rPr>
-                  <w:rStyle w:val="Hyperlink"/>
-                  <w:rFonts w:ascii="Times New Roman" w:hAnsi="Times New Roman" w:cs="Times New Roman"/>
-                  <w:sz w:val="16"/>
-                  <w:szCs w:val="16"/>
-                </w:rPr>
-                <w:t>19.704(a)(11</w:t>
-              </w:r>
-              <w:r>
-                <w:rPr>
-                  <w:rStyle w:val="Hyperlink"/>
-                  <w:rFonts w:ascii="Times New Roman" w:hAnsi="Times New Roman" w:cs="Times New Roman"/>
-                  <w:sz w:val="16"/>
-                  <w:szCs w:val="16"/>
-                </w:rPr>
-                <w:t>)</w:t>
-              </w:r>
-            </w:hyperlink>
+            <w:r>
+              <w:rPr>
+                <w:rFonts w:ascii="Times New Roman" w:hAnsi="Times New Roman" w:cs="Times New Roman"/>
+                <w:sz w:val="16"/>
+                <w:szCs w:val="16"/>
+              </w:rPr>
+              <w:t>19.704(a)(11)</w:t>
+            </w:r>
             <w:r>
               <w:rPr>
                 <w:rStyle w:val="Hyperlink"/>
                 <w:rFonts w:ascii="Times New Roman" w:hAnsi="Times New Roman" w:cs="Times New Roman"/>
-                <w:sz w:val="16"/>
-                <w:szCs w:val="16"/>
+                <w:color w:val="auto"/>
+                <w:sz w:val="16"/>
+                <w:szCs w:val="16"/>
+                <w:u w:val="none"/>
               </w:rPr>
               <w:t xml:space="preserve">, </w:t>
             </w:r>
-            <w:hyperlink r:id="rId63" w:anchor="P658_149720" w:history="1">
-              <w:r>
-                <w:rPr>
-                  <w:rStyle w:val="Hyperlink"/>
-                  <w:rFonts w:ascii="Times New Roman" w:hAnsi="Times New Roman" w:cs="Times New Roman"/>
-                  <w:sz w:val="16"/>
-                  <w:szCs w:val="16"/>
-                </w:rPr>
-                <w:t>19.705</w:t>
-              </w:r>
-            </w:hyperlink>
+            <w:r>
+              <w:rPr>
+                <w:rFonts w:ascii="Times New Roman" w:hAnsi="Times New Roman" w:cs="Times New Roman"/>
+                <w:sz w:val="16"/>
+                <w:szCs w:val="16"/>
+              </w:rPr>
+              <w:t>19.705</w:t>
+            </w:r>
           </w:p>
         </w:tc>
       </w:tr>
@@ -5504,6 +5325,7 @@
               <w:listItem w:displayText="N/A" w:value="N/A"/>
             </w:dropDownList>
           </w:sdtPr>
+          <w:sdtEndPr/>
           <w:sdtContent>
             <w:tc>
               <w:tcPr>
@@ -5548,6 +5370,7 @@
               <w:listItem w:displayText="N/A" w:value="N/A"/>
             </w:dropDownList>
           </w:sdtPr>
+          <w:sdtEndPr/>
           <w:sdtContent>
             <w:tc>
               <w:tcPr>
@@ -5592,6 +5415,7 @@
               <w:listItem w:displayText="N/A" w:value="N/A"/>
             </w:dropDownList>
           </w:sdtPr>
+          <w:sdtEndPr/>
           <w:sdtContent>
             <w:tc>
               <w:tcPr>
@@ -5628,75 +5452,52 @@
             <w:pPr>
               <w:ind w:left="-99" w:right="-270"/>
             </w:pPr>
-            <w:hyperlink r:id="rId64" w:anchor="P1313_223792" w:history="1">
-              <w:r>
-                <w:rPr>
-                  <w:rStyle w:val="Hyperlink"/>
-                  <w:rFonts w:ascii="Times New Roman" w:hAnsi="Times New Roman" w:cs="Times New Roman"/>
-                  <w:sz w:val="16"/>
-                  <w:szCs w:val="16"/>
-                </w:rPr>
-                <w:t>FAR 52.219-9(d)(12</w:t>
-              </w:r>
-              <w:r>
-                <w:rPr>
-                  <w:rStyle w:val="Hyperlink"/>
-                  <w:rFonts w:ascii="Times New Roman" w:hAnsi="Times New Roman" w:cs="Times New Roman"/>
-                  <w:sz w:val="16"/>
-                  <w:szCs w:val="16"/>
-                </w:rPr>
-                <w:t>)</w:t>
-              </w:r>
-            </w:hyperlink>
+            <w:r>
+              <w:rPr>
+                <w:rFonts w:ascii="Times New Roman" w:hAnsi="Times New Roman" w:cs="Times New Roman"/>
+                <w:sz w:val="16"/>
+                <w:szCs w:val="16"/>
+              </w:rPr>
+              <w:t>FAR 52.219-9(d)(12)</w:t>
+            </w:r>
             <w:r>
               <w:rPr>
                 <w:rStyle w:val="Hyperlink"/>
                 <w:rFonts w:ascii="Times New Roman" w:hAnsi="Times New Roman" w:cs="Times New Roman"/>
-                <w:sz w:val="16"/>
-                <w:szCs w:val="16"/>
+                <w:color w:val="auto"/>
+                <w:sz w:val="16"/>
+                <w:szCs w:val="16"/>
+                <w:u w:val="none"/>
               </w:rPr>
               <w:t xml:space="preserve">, </w:t>
             </w:r>
-            <w:hyperlink r:id="rId65" w:anchor="P630_141398" w:history="1">
-              <w:r>
-                <w:rPr>
-                  <w:rStyle w:val="Hyperlink"/>
-                  <w:rFonts w:ascii="Times New Roman" w:hAnsi="Times New Roman" w:cs="Times New Roman"/>
-                  <w:sz w:val="16"/>
-                  <w:szCs w:val="16"/>
-                </w:rPr>
-                <w:t>19.704(a)(12</w:t>
-              </w:r>
-              <w:r>
-                <w:rPr>
-                  <w:rStyle w:val="Hyperlink"/>
-                  <w:rFonts w:ascii="Times New Roman" w:hAnsi="Times New Roman" w:cs="Times New Roman"/>
-                  <w:sz w:val="16"/>
-                  <w:szCs w:val="16"/>
-                </w:rPr>
-                <w:t>)</w:t>
-              </w:r>
-            </w:hyperlink>
+            <w:r>
+              <w:rPr>
+                <w:rFonts w:ascii="Times New Roman" w:hAnsi="Times New Roman" w:cs="Times New Roman"/>
+                <w:sz w:val="16"/>
+                <w:szCs w:val="16"/>
+              </w:rPr>
+              <w:t>19.704(a)(12)</w:t>
+            </w:r>
             <w:r>
               <w:rPr>
                 <w:rStyle w:val="Hyperlink"/>
                 <w:rFonts w:ascii="Times New Roman" w:hAnsi="Times New Roman" w:cs="Times New Roman"/>
-                <w:sz w:val="16"/>
-                <w:szCs w:val="16"/>
+                <w:color w:val="auto"/>
+                <w:sz w:val="16"/>
+                <w:szCs w:val="16"/>
+                <w:u w:val="none"/>
               </w:rPr>
               <w:t xml:space="preserve">, </w:t>
             </w:r>
-            <w:hyperlink r:id="rId66" w:anchor="P658_149720" w:history="1">
-              <w:r>
-                <w:rPr>
-                  <w:rStyle w:val="Hyperlink"/>
-                  <w:rFonts w:ascii="Times New Roman" w:hAnsi="Times New Roman" w:cs="Times New Roman"/>
-                  <w:sz w:val="16"/>
-                  <w:szCs w:val="16"/>
-                </w:rPr>
-                <w:t>19.705</w:t>
-              </w:r>
-            </w:hyperlink>
+            <w:r>
+              <w:rPr>
+                <w:rFonts w:ascii="Times New Roman" w:hAnsi="Times New Roman" w:cs="Times New Roman"/>
+                <w:sz w:val="16"/>
+                <w:szCs w:val="16"/>
+              </w:rPr>
+              <w:t>19.705</w:t>
+            </w:r>
           </w:p>
         </w:tc>
       </w:tr>
@@ -5809,6 +5610,7 @@
               <w:listItem w:displayText="N/A" w:value="N/A"/>
             </w:dropDownList>
           </w:sdtPr>
+          <w:sdtEndPr/>
           <w:sdtContent>
             <w:tc>
               <w:tcPr>
@@ -5853,6 +5655,7 @@
               <w:listItem w:displayText="N/A" w:value="N/A"/>
             </w:dropDownList>
           </w:sdtPr>
+          <w:sdtEndPr/>
           <w:sdtContent>
             <w:tc>
               <w:tcPr>
@@ -5897,6 +5700,7 @@
               <w:listItem w:displayText="N/A" w:value="N/A"/>
             </w:dropDownList>
           </w:sdtPr>
+          <w:sdtEndPr/>
           <w:sdtContent>
             <w:tc>
               <w:tcPr>
@@ -5933,75 +5737,52 @@
             <w:pPr>
               <w:ind w:left="-99" w:right="-270"/>
             </w:pPr>
-            <w:hyperlink r:id="rId67" w:anchor="P1313_223792" w:history="1">
-              <w:r>
-                <w:rPr>
-                  <w:rStyle w:val="Hyperlink"/>
-                  <w:rFonts w:ascii="Times New Roman" w:hAnsi="Times New Roman" w:cs="Times New Roman"/>
-                  <w:sz w:val="16"/>
-                  <w:szCs w:val="16"/>
-                </w:rPr>
-                <w:t>FAR 52.219-9(d)(13</w:t>
-              </w:r>
-              <w:r>
-                <w:rPr>
-                  <w:rStyle w:val="Hyperlink"/>
-                  <w:rFonts w:ascii="Times New Roman" w:hAnsi="Times New Roman" w:cs="Times New Roman"/>
-                  <w:sz w:val="16"/>
-                  <w:szCs w:val="16"/>
-                </w:rPr>
-                <w:t>)</w:t>
-              </w:r>
-            </w:hyperlink>
+            <w:r>
+              <w:rPr>
+                <w:rFonts w:ascii="Times New Roman" w:hAnsi="Times New Roman" w:cs="Times New Roman"/>
+                <w:sz w:val="16"/>
+                <w:szCs w:val="16"/>
+              </w:rPr>
+              <w:t>FAR 52.219-9(d)(13)</w:t>
+            </w:r>
             <w:r>
               <w:rPr>
                 <w:rStyle w:val="Hyperlink"/>
                 <w:rFonts w:ascii="Times New Roman" w:hAnsi="Times New Roman" w:cs="Times New Roman"/>
-                <w:sz w:val="16"/>
-                <w:szCs w:val="16"/>
+                <w:color w:val="auto"/>
+                <w:sz w:val="16"/>
+                <w:szCs w:val="16"/>
+                <w:u w:val="none"/>
               </w:rPr>
               <w:t xml:space="preserve">, </w:t>
             </w:r>
-            <w:hyperlink r:id="rId68" w:anchor="P630_141398" w:history="1">
-              <w:r>
-                <w:rPr>
-                  <w:rStyle w:val="Hyperlink"/>
-                  <w:rFonts w:ascii="Times New Roman" w:hAnsi="Times New Roman" w:cs="Times New Roman"/>
-                  <w:sz w:val="16"/>
-                  <w:szCs w:val="16"/>
-                </w:rPr>
-                <w:t>19.704(a)(13</w:t>
-              </w:r>
-              <w:r>
-                <w:rPr>
-                  <w:rStyle w:val="Hyperlink"/>
-                  <w:rFonts w:ascii="Times New Roman" w:hAnsi="Times New Roman" w:cs="Times New Roman"/>
-                  <w:sz w:val="16"/>
-                  <w:szCs w:val="16"/>
-                </w:rPr>
-                <w:t>)</w:t>
-              </w:r>
-            </w:hyperlink>
+            <w:r>
+              <w:rPr>
+                <w:rFonts w:ascii="Times New Roman" w:hAnsi="Times New Roman" w:cs="Times New Roman"/>
+                <w:sz w:val="16"/>
+                <w:szCs w:val="16"/>
+              </w:rPr>
+              <w:t>19.704(a)(13)</w:t>
+            </w:r>
             <w:r>
               <w:rPr>
                 <w:rStyle w:val="Hyperlink"/>
                 <w:rFonts w:ascii="Times New Roman" w:hAnsi="Times New Roman" w:cs="Times New Roman"/>
-                <w:sz w:val="16"/>
-                <w:szCs w:val="16"/>
+                <w:color w:val="auto"/>
+                <w:sz w:val="16"/>
+                <w:szCs w:val="16"/>
+                <w:u w:val="none"/>
               </w:rPr>
               <w:t xml:space="preserve">, </w:t>
             </w:r>
-            <w:hyperlink r:id="rId69" w:anchor="P658_149720" w:history="1">
-              <w:r>
-                <w:rPr>
-                  <w:rStyle w:val="Hyperlink"/>
-                  <w:rFonts w:ascii="Times New Roman" w:hAnsi="Times New Roman" w:cs="Times New Roman"/>
-                  <w:sz w:val="16"/>
-                  <w:szCs w:val="16"/>
-                </w:rPr>
-                <w:t>19.705</w:t>
-              </w:r>
-            </w:hyperlink>
+            <w:r>
+              <w:rPr>
+                <w:rFonts w:ascii="Times New Roman" w:hAnsi="Times New Roman" w:cs="Times New Roman"/>
+                <w:sz w:val="16"/>
+                <w:szCs w:val="16"/>
+              </w:rPr>
+              <w:t>19.705</w:t>
+            </w:r>
           </w:p>
         </w:tc>
       </w:tr>
@@ -6090,6 +5871,7 @@
               <w:listItem w:displayText="N/A" w:value="N/A"/>
             </w:dropDownList>
           </w:sdtPr>
+          <w:sdtEndPr/>
           <w:sdtContent>
             <w:tc>
               <w:tcPr>
@@ -6134,6 +5916,7 @@
               <w:listItem w:displayText="N/A" w:value="N/A"/>
             </w:dropDownList>
           </w:sdtPr>
+          <w:sdtEndPr/>
           <w:sdtContent>
             <w:tc>
               <w:tcPr>
@@ -6178,6 +5961,7 @@
               <w:listItem w:displayText="N/A" w:value="N/A"/>
             </w:dropDownList>
           </w:sdtPr>
+          <w:sdtEndPr/>
           <w:sdtContent>
             <w:tc>
               <w:tcPr>
@@ -6214,75 +5998,52 @@
             <w:pPr>
               <w:ind w:left="-99" w:right="-270"/>
             </w:pPr>
-            <w:hyperlink r:id="rId70" w:anchor="P1313_223792" w:history="1">
-              <w:r>
-                <w:rPr>
-                  <w:rStyle w:val="Hyperlink"/>
-                  <w:rFonts w:ascii="Times New Roman" w:hAnsi="Times New Roman" w:cs="Times New Roman"/>
-                  <w:sz w:val="16"/>
-                  <w:szCs w:val="16"/>
-                </w:rPr>
-                <w:t>FAR 52.219-9(d)(14</w:t>
-              </w:r>
-              <w:r>
-                <w:rPr>
-                  <w:rStyle w:val="Hyperlink"/>
-                  <w:rFonts w:ascii="Times New Roman" w:hAnsi="Times New Roman" w:cs="Times New Roman"/>
-                  <w:sz w:val="16"/>
-                  <w:szCs w:val="16"/>
-                </w:rPr>
-                <w:t>)</w:t>
-              </w:r>
-            </w:hyperlink>
+            <w:r>
+              <w:rPr>
+                <w:rFonts w:ascii="Times New Roman" w:hAnsi="Times New Roman" w:cs="Times New Roman"/>
+                <w:sz w:val="16"/>
+                <w:szCs w:val="16"/>
+              </w:rPr>
+              <w:t>FAR 52.219-9(d)(14)</w:t>
+            </w:r>
             <w:r>
               <w:rPr>
                 <w:rStyle w:val="Hyperlink"/>
                 <w:rFonts w:ascii="Times New Roman" w:hAnsi="Times New Roman" w:cs="Times New Roman"/>
-                <w:sz w:val="16"/>
-                <w:szCs w:val="16"/>
+                <w:color w:val="auto"/>
+                <w:sz w:val="16"/>
+                <w:szCs w:val="16"/>
+                <w:u w:val="none"/>
               </w:rPr>
               <w:t xml:space="preserve">, </w:t>
             </w:r>
-            <w:hyperlink r:id="rId71" w:anchor="P630_141398" w:history="1">
-              <w:r>
-                <w:rPr>
-                  <w:rStyle w:val="Hyperlink"/>
-                  <w:rFonts w:ascii="Times New Roman" w:hAnsi="Times New Roman" w:cs="Times New Roman"/>
-                  <w:sz w:val="16"/>
-                  <w:szCs w:val="16"/>
-                </w:rPr>
-                <w:t>19.704(a)(14</w:t>
-              </w:r>
-              <w:r>
-                <w:rPr>
-                  <w:rStyle w:val="Hyperlink"/>
-                  <w:rFonts w:ascii="Times New Roman" w:hAnsi="Times New Roman" w:cs="Times New Roman"/>
-                  <w:sz w:val="16"/>
-                  <w:szCs w:val="16"/>
-                </w:rPr>
-                <w:t>)</w:t>
-              </w:r>
-            </w:hyperlink>
+            <w:r>
+              <w:rPr>
+                <w:rFonts w:ascii="Times New Roman" w:hAnsi="Times New Roman" w:cs="Times New Roman"/>
+                <w:sz w:val="16"/>
+                <w:szCs w:val="16"/>
+              </w:rPr>
+              <w:t>19.704(a)(14)</w:t>
+            </w:r>
             <w:r>
               <w:rPr>
                 <w:rStyle w:val="Hyperlink"/>
                 <w:rFonts w:ascii="Times New Roman" w:hAnsi="Times New Roman" w:cs="Times New Roman"/>
-                <w:sz w:val="16"/>
-                <w:szCs w:val="16"/>
+                <w:color w:val="auto"/>
+                <w:sz w:val="16"/>
+                <w:szCs w:val="16"/>
+                <w:u w:val="none"/>
               </w:rPr>
               <w:t xml:space="preserve">, </w:t>
             </w:r>
-            <w:hyperlink r:id="rId72" w:anchor="P658_149720" w:history="1">
-              <w:r>
-                <w:rPr>
-                  <w:rStyle w:val="Hyperlink"/>
-                  <w:rFonts w:ascii="Times New Roman" w:hAnsi="Times New Roman" w:cs="Times New Roman"/>
-                  <w:sz w:val="16"/>
-                  <w:szCs w:val="16"/>
-                </w:rPr>
-                <w:t>19.705</w:t>
-              </w:r>
-            </w:hyperlink>
+            <w:r>
+              <w:rPr>
+                <w:rFonts w:ascii="Times New Roman" w:hAnsi="Times New Roman" w:cs="Times New Roman"/>
+                <w:sz w:val="16"/>
+                <w:szCs w:val="16"/>
+              </w:rPr>
+              <w:t>19.705</w:t>
+            </w:r>
           </w:p>
         </w:tc>
       </w:tr>
@@ -6333,7 +6094,25 @@
                 <w:sz w:val="16"/>
                 <w:szCs w:val="18"/>
               </w:rPr>
-              <w:t xml:space="preserve">ontractor will pay SB subcontractors on time and IAW subcontract, and </w:t>
+              <w:t xml:space="preserve">ontractor will pay SB subcontractors on time and IAW </w:t>
+            </w:r>
+            <w:proofErr w:type="gramStart"/>
+            <w:r>
+              <w:rPr>
+                <w:rFonts w:ascii="Times New Roman" w:hAnsi="Times New Roman" w:cs="Times New Roman"/>
+                <w:sz w:val="16"/>
+                <w:szCs w:val="18"/>
+              </w:rPr>
+              <w:t>subcontract, and</w:t>
+            </w:r>
+            <w:proofErr w:type="gramEnd"/>
+            <w:r>
+              <w:rPr>
+                <w:rFonts w:ascii="Times New Roman" w:hAnsi="Times New Roman" w:cs="Times New Roman"/>
+                <w:sz w:val="16"/>
+                <w:szCs w:val="18"/>
+              </w:rPr>
+              <w:t xml:space="preserve"> </w:t>
             </w:r>
             <w:r>
               <w:rPr>
@@ -6363,6 +6142,7 @@
               <w:listItem w:displayText="N/A" w:value="N/A"/>
             </w:dropDownList>
           </w:sdtPr>
+          <w:sdtEndPr/>
           <w:sdtContent>
             <w:tc>
               <w:tcPr>
@@ -6407,6 +6187,7 @@
               <w:listItem w:displayText="N/A" w:value="N/A"/>
             </w:dropDownList>
           </w:sdtPr>
+          <w:sdtEndPr/>
           <w:sdtContent>
             <w:tc>
               <w:tcPr>
@@ -6451,6 +6232,7 @@
               <w:listItem w:displayText="N/A" w:value="N/A"/>
             </w:dropDownList>
           </w:sdtPr>
+          <w:sdtEndPr/>
           <w:sdtContent>
             <w:tc>
               <w:tcPr>
@@ -6487,75 +6269,52 @@
             <w:pPr>
               <w:ind w:left="-99" w:right="-270"/>
             </w:pPr>
-            <w:hyperlink r:id="rId73" w:anchor="P1313_223792" w:history="1">
-              <w:r>
-                <w:rPr>
-                  <w:rStyle w:val="Hyperlink"/>
-                  <w:rFonts w:ascii="Times New Roman" w:hAnsi="Times New Roman" w:cs="Times New Roman"/>
-                  <w:sz w:val="16"/>
-                  <w:szCs w:val="16"/>
-                </w:rPr>
-                <w:t>FAR 52.219-9(d)(15</w:t>
-              </w:r>
-              <w:r>
-                <w:rPr>
-                  <w:rStyle w:val="Hyperlink"/>
-                  <w:rFonts w:ascii="Times New Roman" w:hAnsi="Times New Roman" w:cs="Times New Roman"/>
-                  <w:sz w:val="16"/>
-                  <w:szCs w:val="16"/>
-                </w:rPr>
-                <w:t>)</w:t>
-              </w:r>
-            </w:hyperlink>
+            <w:r>
+              <w:rPr>
+                <w:rFonts w:ascii="Times New Roman" w:hAnsi="Times New Roman" w:cs="Times New Roman"/>
+                <w:sz w:val="16"/>
+                <w:szCs w:val="16"/>
+              </w:rPr>
+              <w:t>FAR 52.219-9(d)(15)</w:t>
+            </w:r>
             <w:r>
               <w:rPr>
                 <w:rStyle w:val="Hyperlink"/>
                 <w:rFonts w:ascii="Times New Roman" w:hAnsi="Times New Roman" w:cs="Times New Roman"/>
-                <w:sz w:val="16"/>
-                <w:szCs w:val="16"/>
+                <w:color w:val="auto"/>
+                <w:sz w:val="16"/>
+                <w:szCs w:val="16"/>
+                <w:u w:val="none"/>
               </w:rPr>
               <w:t xml:space="preserve">, </w:t>
             </w:r>
-            <w:hyperlink r:id="rId74" w:anchor="P630_141398" w:history="1">
-              <w:r>
-                <w:rPr>
-                  <w:rStyle w:val="Hyperlink"/>
-                  <w:rFonts w:ascii="Times New Roman" w:hAnsi="Times New Roman" w:cs="Times New Roman"/>
-                  <w:sz w:val="16"/>
-                  <w:szCs w:val="16"/>
-                </w:rPr>
-                <w:t>19.704(a)(15</w:t>
-              </w:r>
-              <w:r>
-                <w:rPr>
-                  <w:rStyle w:val="Hyperlink"/>
-                  <w:rFonts w:ascii="Times New Roman" w:hAnsi="Times New Roman" w:cs="Times New Roman"/>
-                  <w:sz w:val="16"/>
-                  <w:szCs w:val="16"/>
-                </w:rPr>
-                <w:t>)</w:t>
-              </w:r>
-            </w:hyperlink>
+            <w:r>
+              <w:rPr>
+                <w:rFonts w:ascii="Times New Roman" w:hAnsi="Times New Roman" w:cs="Times New Roman"/>
+                <w:sz w:val="16"/>
+                <w:szCs w:val="16"/>
+              </w:rPr>
+              <w:t>19.704(a)(15)</w:t>
+            </w:r>
             <w:r>
               <w:rPr>
                 <w:rStyle w:val="Hyperlink"/>
                 <w:rFonts w:ascii="Times New Roman" w:hAnsi="Times New Roman" w:cs="Times New Roman"/>
-                <w:sz w:val="16"/>
-                <w:szCs w:val="16"/>
+                <w:color w:val="auto"/>
+                <w:sz w:val="16"/>
+                <w:szCs w:val="16"/>
+                <w:u w:val="none"/>
               </w:rPr>
               <w:t xml:space="preserve">, </w:t>
             </w:r>
-            <w:hyperlink r:id="rId75" w:anchor="P658_149720" w:history="1">
-              <w:r>
-                <w:rPr>
-                  <w:rStyle w:val="Hyperlink"/>
-                  <w:rFonts w:ascii="Times New Roman" w:hAnsi="Times New Roman" w:cs="Times New Roman"/>
-                  <w:sz w:val="16"/>
-                  <w:szCs w:val="16"/>
-                </w:rPr>
-                <w:t>19.705</w:t>
-              </w:r>
-            </w:hyperlink>
+            <w:r>
+              <w:rPr>
+                <w:rFonts w:ascii="Times New Roman" w:hAnsi="Times New Roman" w:cs="Times New Roman"/>
+                <w:sz w:val="16"/>
+                <w:szCs w:val="16"/>
+              </w:rPr>
+              <w:t>19.705</w:t>
+            </w:r>
           </w:p>
         </w:tc>
       </w:tr>
@@ -6620,6 +6379,7 @@
               <w:listItem w:displayText="N/A" w:value="N/A"/>
             </w:dropDownList>
           </w:sdtPr>
+          <w:sdtEndPr/>
           <w:sdtContent>
             <w:tc>
               <w:tcPr>
@@ -6664,6 +6424,7 @@
               <w:listItem w:displayText="N/A" w:value="N/A"/>
             </w:dropDownList>
           </w:sdtPr>
+          <w:sdtEndPr/>
           <w:sdtContent>
             <w:tc>
               <w:tcPr>
@@ -6708,6 +6469,7 @@
               <w:listItem w:displayText="N/A" w:value="N/A"/>
             </w:dropDownList>
           </w:sdtPr>
+          <w:sdtEndPr/>
           <w:sdtContent>
             <w:tc>
               <w:tcPr>
@@ -6745,21 +6507,19 @@
               <w:ind w:left="-99" w:right="-270"/>
               <w:rPr>
                 <w:rStyle w:val="Hyperlink"/>
+                <w:color w:val="auto"/>
                 <w:szCs w:val="16"/>
                 <w:u w:val="none"/>
               </w:rPr>
             </w:pPr>
-            <w:hyperlink r:id="rId76" w:anchor="P284_13719" w:history="1">
-              <w:r>
-                <w:rPr>
-                  <w:rStyle w:val="Hyperlink"/>
-                  <w:rFonts w:ascii="Times New Roman" w:hAnsi="Times New Roman" w:cs="Times New Roman"/>
-                  <w:sz w:val="16"/>
-                  <w:szCs w:val="16"/>
-                </w:rPr>
-                <w:t>DFARS 219.705-4</w:t>
-              </w:r>
-            </w:hyperlink>
+            <w:r>
+              <w:rPr>
+                <w:rFonts w:ascii="Times New Roman" w:hAnsi="Times New Roman" w:cs="Times New Roman"/>
+                <w:sz w:val="16"/>
+                <w:szCs w:val="16"/>
+              </w:rPr>
+              <w:t>DFARS 219.705-4</w:t>
+            </w:r>
           </w:p>
         </w:tc>
       </w:tr>
@@ -6852,6 +6612,7 @@
               <w:listItem w:displayText="N/A" w:value="N/A"/>
             </w:dropDownList>
           </w:sdtPr>
+          <w:sdtEndPr/>
           <w:sdtContent>
             <w:tc>
               <w:tcPr>
@@ -6896,6 +6657,7 @@
               <w:listItem w:displayText="N/A" w:value="N/A"/>
             </w:dropDownList>
           </w:sdtPr>
+          <w:sdtEndPr/>
           <w:sdtContent>
             <w:tc>
               <w:tcPr>
@@ -6953,6 +6715,7 @@
                   <w:listItem w:displayText="N/A" w:value="N/A"/>
                 </w:dropDownList>
               </w:sdtPr>
+              <w:sdtEndPr/>
               <w:sdtContent>
                 <w:r>
                   <w:rPr>
@@ -6986,22 +6749,20 @@
               <w:rPr>
                 <w:rStyle w:val="Hyperlink"/>
                 <w:rFonts w:ascii="Times New Roman" w:hAnsi="Times New Roman" w:cs="Times New Roman"/>
+                <w:color w:val="auto"/>
                 <w:sz w:val="16"/>
                 <w:szCs w:val="16"/>
                 <w:u w:val="none"/>
               </w:rPr>
             </w:pPr>
-            <w:hyperlink r:id="rId77" w:anchor="P284_13719" w:history="1">
-              <w:r>
-                <w:rPr>
-                  <w:rStyle w:val="Hyperlink"/>
-                  <w:rFonts w:ascii="Times New Roman" w:hAnsi="Times New Roman" w:cs="Times New Roman"/>
-                  <w:sz w:val="16"/>
-                  <w:szCs w:val="16"/>
-                </w:rPr>
-                <w:t>DFARS 219.705-4</w:t>
-              </w:r>
-            </w:hyperlink>
+            <w:r>
+              <w:rPr>
+                <w:rFonts w:ascii="Times New Roman" w:hAnsi="Times New Roman" w:cs="Times New Roman"/>
+                <w:sz w:val="16"/>
+                <w:szCs w:val="16"/>
+              </w:rPr>
+              <w:t>DFARS 219.705-4</w:t>
+            </w:r>
           </w:p>
         </w:tc>
       </w:tr>
@@ -7082,6 +6843,7 @@
               <w:listItem w:displayText="N/A" w:value="N/A"/>
             </w:dropDownList>
           </w:sdtPr>
+          <w:sdtEndPr/>
           <w:sdtContent>
             <w:tc>
               <w:tcPr>
@@ -7126,6 +6888,7 @@
               <w:listItem w:displayText="N/A" w:value="N/A"/>
             </w:dropDownList>
           </w:sdtPr>
+          <w:sdtEndPr/>
           <w:sdtContent>
             <w:tc>
               <w:tcPr>
@@ -7170,6 +6933,7 @@
               <w:listItem w:displayText="N/A" w:value="N/A"/>
             </w:dropDownList>
           </w:sdtPr>
+          <w:sdtEndPr/>
           <w:sdtContent>
             <w:tc>
               <w:tcPr>
@@ -7218,21 +6982,12 @@
               <w:rPr>
                 <w:rStyle w:val="Hyperlink"/>
                 <w:rFonts w:ascii="Times New Roman" w:hAnsi="Times New Roman" w:cs="Times New Roman"/>
-                <w:sz w:val="16"/>
-                <w:szCs w:val="16"/>
-              </w:rPr>
-              <w:t>FAR 19.705-4(d)(1),</w:t>
-            </w:r>
-            <w:r>
-              <w:rPr>
-                <w:rStyle w:val="Hyperlink"/>
-                <w:rFonts w:ascii="Times New Roman" w:hAnsi="Times New Roman" w:cs="Times New Roman"/>
                 <w:color w:val="auto"/>
                 <w:sz w:val="16"/>
                 <w:szCs w:val="16"/>
                 <w:u w:val="none"/>
               </w:rPr>
-              <w:t xml:space="preserve"> </w:t>
+              <w:t xml:space="preserve">FAR 19.705-4(d)(1), </w:t>
             </w:r>
           </w:p>
           <w:p>
@@ -7241,22 +6996,20 @@
               <w:rPr>
                 <w:rStyle w:val="Hyperlink"/>
                 <w:rFonts w:ascii="Times New Roman" w:hAnsi="Times New Roman" w:cs="Times New Roman"/>
+                <w:color w:val="auto"/>
                 <w:sz w:val="16"/>
                 <w:szCs w:val="16"/>
                 <w:u w:val="none"/>
               </w:rPr>
             </w:pPr>
-            <w:hyperlink r:id="rId78" w:anchor="P727_169399" w:history="1">
-              <w:r>
-                <w:rPr>
-                  <w:rStyle w:val="Hyperlink"/>
-                  <w:rFonts w:ascii="Times New Roman" w:hAnsi="Times New Roman" w:cs="Times New Roman"/>
-                  <w:sz w:val="16"/>
-                  <w:szCs w:val="16"/>
-                </w:rPr>
-                <w:t>FAR 19.706</w:t>
-              </w:r>
-            </w:hyperlink>
+            <w:r>
+              <w:rPr>
+                <w:rFonts w:ascii="Times New Roman" w:hAnsi="Times New Roman" w:cs="Times New Roman"/>
+                <w:sz w:val="16"/>
+                <w:szCs w:val="16"/>
+              </w:rPr>
+              <w:t>FAR 19.706</w:t>
+            </w:r>
             <w:r>
               <w:rPr>
                 <w:rStyle w:val="Hyperlink"/>
@@ -7279,17 +7032,14 @@
               </w:rPr>
               <w:br/>
             </w:r>
-            <w:hyperlink r:id="rId79" w:anchor="P288_14114" w:history="1">
-              <w:r>
-                <w:rPr>
-                  <w:rStyle w:val="Hyperlink"/>
-                  <w:rFonts w:ascii="Times New Roman" w:hAnsi="Times New Roman" w:cs="Times New Roman"/>
-                  <w:sz w:val="16"/>
-                  <w:szCs w:val="16"/>
-                </w:rPr>
-                <w:t>DFARS 219.706(a)(i)</w:t>
-              </w:r>
-            </w:hyperlink>
+            <w:r>
+              <w:rPr>
+                <w:rFonts w:ascii="Times New Roman" w:hAnsi="Times New Roman" w:cs="Times New Roman"/>
+                <w:sz w:val="16"/>
+                <w:szCs w:val="16"/>
+              </w:rPr>
+              <w:t>DFARS 219.706(a)(i)</w:t>
+            </w:r>
           </w:p>
         </w:tc>
       </w:tr>
@@ -7359,6 +7109,7 @@
                   <w14:uncheckedState w14:val="2610" w14:font="MS Gothic"/>
                 </w14:checkbox>
               </w:sdtPr>
+              <w:sdtEndPr/>
               <w:sdtContent>
                 <w:r>
                   <w:rPr>
@@ -7445,6 +7196,7 @@
             <w14:uncheckedState w14:val="2610" w14:font="MS Gothic"/>
           </w14:checkbox>
         </w:sdtPr>
+        <w:sdtEndPr/>
         <w:sdtContent>
           <w:r>
             <w:rPr>
@@ -7496,6 +7248,7 @@
             <w14:uncheckedState w14:val="2610" w14:font="MS Gothic"/>
           </w14:checkbox>
         </w:sdtPr>
+        <w:sdtEndPr/>
         <w:sdtContent>
           <w:r>
             <w:rPr>
@@ -7547,6 +7300,7 @@
             <w14:uncheckedState w14:val="2610" w14:font="MS Gothic"/>
           </w14:checkbox>
         </w:sdtPr>
+        <w:sdtEndPr/>
         <w:sdtContent>
           <w:r>
             <w:rPr>
@@ -7590,6 +7344,7 @@
             <w14:uncheckedState w14:val="2610" w14:font="MS Gothic"/>
           </w14:checkbox>
         </w:sdtPr>
+        <w:sdtEndPr/>
         <w:sdtContent>
           <w:r>
             <w:rPr>
@@ -7641,6 +7396,7 @@
             <w14:uncheckedState w14:val="2610" w14:font="MS Gothic"/>
           </w14:checkbox>
         </w:sdtPr>
+        <w:sdtEndPr/>
         <w:sdtContent>
           <w:r>
             <w:rPr>
@@ -8066,6 +7822,7 @@
             <w14:uncheckedState w14:val="2610" w14:font="MS Gothic"/>
           </w14:checkbox>
         </w:sdtPr>
+        <w:sdtEndPr/>
         <w:sdtContent>
           <w:r>
             <w:rPr>
@@ -8099,6 +7856,7 @@
             <w14:uncheckedState w14:val="2610" w14:font="MS Gothic"/>
           </w14:checkbox>
         </w:sdtPr>
+        <w:sdtEndPr/>
         <w:sdtContent>
           <w:r>
             <w:rPr>
@@ -8132,6 +7890,7 @@
             <w14:uncheckedState w14:val="2610" w14:font="MS Gothic"/>
           </w14:checkbox>
         </w:sdtPr>
+        <w:sdtEndPr/>
         <w:sdtContent>
           <w:r>
             <w:rPr>
@@ -8167,6 +7926,7 @@
             <w:calendar w:val="gregorian"/>
           </w:date>
         </w:sdtPr>
+        <w:sdtEndPr/>
         <w:sdtContent>
           <w:r>
             <w:rPr>
@@ -8280,18 +8040,15 @@
         </w:rPr>
         <w:t xml:space="preserve">, which are listed in </w:t>
       </w:r>
-      <w:hyperlink r:id="rId80" w:anchor="P699_160424" w:history="1">
-        <w:r>
-          <w:rPr>
-            <w:rStyle w:val="Hyperlink"/>
-            <w:rFonts w:ascii="Times New Roman" w:hAnsi="Times New Roman" w:cs="Times New Roman"/>
-            <w:b/>
-            <w:sz w:val="16"/>
-            <w:szCs w:val="18"/>
-          </w:rPr>
-          <w:t>FAR 19.705-6</w:t>
-        </w:r>
-      </w:hyperlink>
+      <w:r>
+        <w:rPr>
+          <w:rFonts w:ascii="Times New Roman" w:hAnsi="Times New Roman" w:cs="Times New Roman"/>
+          <w:b/>
+          <w:sz w:val="16"/>
+          <w:szCs w:val="18"/>
+        </w:rPr>
+        <w:t>FAR 19.705-6</w:t>
+      </w:r>
       <w:r>
         <w:rPr>
           <w:rFonts w:ascii="Times New Roman" w:hAnsi="Times New Roman" w:cs="Times New Roman"/>
@@ -8559,8 +8316,8 @@
       </w:r>
     </w:p>
     <w:sectPr>
-      <w:footerReference w:type="default" r:id="rId81"/>
-      <w:headerReference w:type="first" r:id="rId82"/>
+      <w:footerReference w:type="default" r:id="rId13"/>
+      <w:headerReference w:type="first" r:id="rId14"/>
       <w:pgSz w:w="12240" w:h="15840"/>
       <w:pgMar w:top="1080" w:right="1440" w:bottom="1080" w:left="1440" w:header="432" w:footer="432" w:gutter="0"/>
       <w:cols w:space="720"/>
@@ -8615,7 +8372,7 @@
         <w:b/>
         <w:sz w:val="18"/>
       </w:rPr>
-      <w:t>27</w:t>
+      <w:t>2</w:t>
     </w:r>
     <w:r>
       <w:rPr>
@@ -8623,7 +8380,39 @@
         <w:b/>
         <w:sz w:val="18"/>
       </w:rPr>
-      <w:t xml:space="preserve"> Mar 2014</w:t>
+      <w:t>8</w:t>
+    </w:r>
+    <w:r>
+      <w:rPr>
+        <w:rFonts w:ascii="Times New Roman" w:hAnsi="Times New Roman" w:cs="Times New Roman"/>
+        <w:b/>
+        <w:sz w:val="18"/>
+      </w:rPr>
+      <w:t xml:space="preserve"> </w:t>
+    </w:r>
+    <w:r>
+      <w:rPr>
+        <w:rFonts w:ascii="Times New Roman" w:hAnsi="Times New Roman" w:cs="Times New Roman"/>
+        <w:b/>
+        <w:sz w:val="18"/>
+      </w:rPr>
+      <w:t>Jun</w:t>
+    </w:r>
+    <w:r>
+      <w:rPr>
+        <w:rFonts w:ascii="Times New Roman" w:hAnsi="Times New Roman" w:cs="Times New Roman"/>
+        <w:b/>
+        <w:sz w:val="18"/>
+      </w:rPr>
+      <w:t xml:space="preserve"> 20</w:t>
+    </w:r>
+    <w:r>
+      <w:rPr>
+        <w:rFonts w:ascii="Times New Roman" w:hAnsi="Times New Roman" w:cs="Times New Roman"/>
+        <w:b/>
+        <w:sz w:val="18"/>
+      </w:rPr>
+      <w:t>24</w:t>
     </w:r>
   </w:p>
 </w:ftr>
@@ -11078,12 +10867,17 @@
     <w:pitch w:val="variable"/>
     <w:sig w:usb0="E00006FF" w:usb1="420024FF" w:usb2="02000000" w:usb3="00000000" w:csb0="0000019F" w:csb1="00000000"/>
   </w:font>
-  <w:font w:name="Calibri Light">
-    <w:panose1 w:val="020F0302020204030204"/>
+  <w:font w:name="Aptos">
     <w:charset w:val="00"/>
     <w:family w:val="swiss"/>
     <w:pitch w:val="variable"/>
-    <w:sig w:usb0="E4002EFF" w:usb1="C000247B" w:usb2="00000009" w:usb3="00000000" w:csb0="000001FF" w:csb1="00000000"/>
+    <w:sig w:usb0="20000287" w:usb1="00000003" w:usb2="00000000" w:usb3="00000000" w:csb0="0000019F" w:csb1="00000000"/>
+  </w:font>
+  <w:font w:name="Aptos Display">
+    <w:charset w:val="00"/>
+    <w:family w:val="swiss"/>
+    <w:pitch w:val="variable"/>
+    <w:sig w:usb0="20000287" w:usb1="00000003" w:usb2="00000000" w:usb3="00000000" w:csb0="0000019F" w:csb1="00000000"/>
   </w:font>
 </w:fonts>
 </file>
@@ -11110,6 +10904,7 @@
     <w:rsid w:val="004878B0"/>
     <w:rsid w:val="006A6F3F"/>
     <w:rsid w:val="007B38A6"/>
+    <w:rsid w:val="007E7ACB"/>
     <w:rsid w:val="007F5028"/>
     <w:rsid w:val="008F5C95"/>
     <w:rsid w:val="00994A82"/>
@@ -11119,6 +10914,7 @@
     <w:rsid w:val="00CD548E"/>
     <w:rsid w:val="00CE5486"/>
     <w:rsid w:val="00DE2836"/>
+    <w:rsid w:val="00E55871"/>
     <w:rsid w:val="00E64147"/>
     <w:rsid w:val="00FD66FF"/>
   </w:rsids>
@@ -12163,27 +11959,6 @@
 </file>
 
 <file path=customXml/item1.xml><?xml version="1.0" encoding="utf-8"?>
-<?mso-contentType ?>
-<FormTemplates xmlns="http://schemas.microsoft.com/sharepoint/v3/contenttype/forms">
-  <Display>DocumentLibraryForm</Display>
-  <Edit>DocumentLibraryForm</Edit>
-  <New>DocumentLibraryForm</New>
-</FormTemplates>
-</file>
-
-<file path=customXml/item2.xml><?xml version="1.0" encoding="utf-8"?>
-<p:properties xmlns:p="http://schemas.microsoft.com/office/2006/metadata/properties" xmlns:xsi="http://www.w3.org/2001/XMLSchema-instance" xmlns:pc="http://schemas.microsoft.com/office/infopath/2007/PartnerControls">
-  <documentManagement>
-    <StartDate xmlns="http://schemas.microsoft.com/sharepoint/v3">2020-02-18T18:36:07+00:00</StartDate>
-  </documentManagement>
-</p:properties>
-</file>
-
-<file path=customXml/item3.xml><?xml version="1.0" encoding="utf-8"?>
-<b:Sources xmlns:b="http://schemas.openxmlformats.org/officeDocument/2006/bibliography" xmlns="http://schemas.openxmlformats.org/officeDocument/2006/bibliography" SelectedStyle="\APA.XSL" StyleName="APA"/>
-</file>
-
-<file path=customXml/item4.xml><?xml version="1.0" encoding="utf-8"?>
 <ct:contentTypeSchema xmlns:ct="http://schemas.microsoft.com/office/2006/metadata/contentType" xmlns:ma="http://schemas.microsoft.com/office/2006/metadata/properties/metaAttributes" ct:_="" ma:_="" ma:contentTypeName="Document" ma:contentTypeID="0x0101007B7E9B2586F74B4DB92DA783A48EDEB5" ma:contentTypeVersion="7" ma:contentTypeDescription="Create a new document." ma:contentTypeScope="" ma:versionID="a5e59c4e12f49e4c89c072ee65dc9f33">
   <xsd:schema xmlns:xsd="http://www.w3.org/2001/XMLSchema" xmlns:xs="http://www.w3.org/2001/XMLSchema" xmlns:p="http://schemas.microsoft.com/office/2006/metadata/properties" xmlns:ns1="http://schemas.microsoft.com/sharepoint/v3" targetNamespace="http://schemas.microsoft.com/office/2006/metadata/properties" ma:root="true" ma:fieldsID="fd3271be7c057f8ad874220b86e36fdf" ns1:_="">
     <xsd:import namespace="http://schemas.microsoft.com/sharepoint/v3"/>
@@ -12309,10 +12084,41 @@
 </ct:contentTypeSchema>
 </file>
 
+<file path=customXml/item2.xml><?xml version="1.0" encoding="utf-8"?>
+<p:properties xmlns:p="http://schemas.microsoft.com/office/2006/metadata/properties" xmlns:xsi="http://www.w3.org/2001/XMLSchema-instance" xmlns:pc="http://schemas.microsoft.com/office/infopath/2007/PartnerControls">
+  <documentManagement>
+    <StartDate xmlns="http://schemas.microsoft.com/sharepoint/v3">2020-02-18T18:36:07+00:00</StartDate>
+  </documentManagement>
+</p:properties>
+</file>
+
+<file path=customXml/item3.xml><?xml version="1.0" encoding="utf-8"?>
+<b:Sources xmlns:b="http://schemas.openxmlformats.org/officeDocument/2006/bibliography" xmlns="http://schemas.openxmlformats.org/officeDocument/2006/bibliography" SelectedStyle="\APA.XSL" StyleName="APA"/>
+</file>
+
+<file path=customXml/item4.xml><?xml version="1.0" encoding="utf-8"?>
+<?mso-contentType ?>
+<FormTemplates xmlns="http://schemas.microsoft.com/sharepoint/v3/contenttype/forms">
+  <Display>DocumentLibraryForm</Display>
+  <Edit>DocumentLibraryForm</Edit>
+  <New>DocumentLibraryForm</New>
+</FormTemplates>
+</file>
+
 <file path=customXml/itemProps1.xml><?xml version="1.0" encoding="utf-8"?>
-<ds:datastoreItem xmlns:ds="http://schemas.openxmlformats.org/officeDocument/2006/customXml" ds:itemID="{AAC64A56-D26D-4A71-936F-2A99A1B30B6A}">
+<ds:datastoreItem xmlns:ds="http://schemas.openxmlformats.org/officeDocument/2006/customXml" ds:itemID="{D3D1614F-FC53-48DD-8479-3272D6D90C36}">
   <ds:schemaRefs>
-    <ds:schemaRef ds:uri="http://schemas.microsoft.com/sharepoint/v3/contenttype/forms"/>
+    <ds:schemaRef ds:uri="http://schemas.microsoft.com/office/2006/metadata/contentType"/>
+    <ds:schemaRef ds:uri="http://schemas.microsoft.com/office/2006/metadata/properties/metaAttributes"/>
+    <ds:schemaRef ds:uri="http://www.w3.org/2001/XMLSchema"/>
+    <ds:schemaRef ds:uri="http://schemas.microsoft.com/office/2006/metadata/properties"/>
+    <ds:schemaRef ds:uri="http://schemas.microsoft.com/sharepoint/v3"/>
+    <ds:schemaRef ds:uri="http://schemas.microsoft.com/office/2006/documentManagement/types"/>
+    <ds:schemaRef ds:uri="http://schemas.microsoft.com/office/infopath/2007/PartnerControls"/>
+    <ds:schemaRef ds:uri="http://schemas.openxmlformats.org/package/2006/metadata/core-properties"/>
+    <ds:schemaRef ds:uri="http://purl.org/dc/elements/1.1/"/>
+    <ds:schemaRef ds:uri="http://purl.org/dc/terms/"/>
+    <ds:schemaRef ds:uri="http://schemas.microsoft.com/internal/obd"/>
   </ds:schemaRefs>
 </ds:datastoreItem>
 </file>
@@ -12336,19 +12142,9 @@
 </file>
 
 <file path=customXml/itemProps4.xml><?xml version="1.0" encoding="utf-8"?>
-<ds:datastoreItem xmlns:ds="http://schemas.openxmlformats.org/officeDocument/2006/customXml" ds:itemID="{D3D1614F-FC53-48DD-8479-3272D6D90C36}">
+<ds:datastoreItem xmlns:ds="http://schemas.openxmlformats.org/officeDocument/2006/customXml" ds:itemID="{AAC64A56-D26D-4A71-936F-2A99A1B30B6A}">
   <ds:schemaRefs>
-    <ds:schemaRef ds:uri="http://schemas.microsoft.com/office/2006/metadata/contentType"/>
-    <ds:schemaRef ds:uri="http://schemas.microsoft.com/office/2006/metadata/properties/metaAttributes"/>
-    <ds:schemaRef ds:uri="http://www.w3.org/2001/XMLSchema"/>
-    <ds:schemaRef ds:uri="http://schemas.microsoft.com/office/2006/metadata/properties"/>
-    <ds:schemaRef ds:uri="http://schemas.microsoft.com/sharepoint/v3"/>
-    <ds:schemaRef ds:uri="http://schemas.microsoft.com/office/2006/documentManagement/types"/>
-    <ds:schemaRef ds:uri="http://schemas.microsoft.com/office/infopath/2007/PartnerControls"/>
-    <ds:schemaRef ds:uri="http://schemas.openxmlformats.org/package/2006/metadata/core-properties"/>
-    <ds:schemaRef ds:uri="http://purl.org/dc/elements/1.1/"/>
-    <ds:schemaRef ds:uri="http://purl.org/dc/terms/"/>
-    <ds:schemaRef ds:uri="http://schemas.microsoft.com/internal/obd"/>
+    <ds:schemaRef ds:uri="http://schemas.microsoft.com/sharepoint/v3/contenttype/forms"/>
   </ds:schemaRefs>
 </ds:datastoreItem>
 </file>
--- a/public/Draft_ISP_Checklist.docx
+++ b/public/Draft_ISP_Checklist.docx
@@ -110,7 +110,6 @@
               <w:calendar w:val="gregorian"/>
             </w:date>
           </w:sdtPr>
-          <w:sdtEndPr/>
           <w:sdtContent>
             <w:tc>
               <w:tcPr>
@@ -488,7 +487,16 @@
                 <w:sz w:val="16"/>
                 <w:szCs w:val="18"/>
               </w:rPr>
-              <w:t>Item Description:</w:t>
+              <w:t>Program</w:t>
+            </w:r>
+            <w:r>
+              <w:rPr>
+                <w:rFonts w:ascii="Times New Roman" w:hAnsi="Times New Roman" w:cs="Times New Roman"/>
+                <w:b/>
+                <w:sz w:val="16"/>
+                <w:szCs w:val="18"/>
+              </w:rPr>
+              <w:t xml:space="preserve"> Description:</w:t>
             </w:r>
           </w:p>
         </w:tc>
@@ -773,7 +781,6 @@
             <w14:uncheckedState w14:val="2610" w14:font="MS Gothic"/>
           </w14:checkbox>
         </w:sdtPr>
-        <w:sdtEndPr/>
         <w:sdtContent>
           <w:r>
             <w:rPr>
@@ -977,7 +984,6 @@
             <w14:uncheckedState w14:val="25CB" w14:font="Times New Roman"/>
           </w14:checkbox>
         </w:sdtPr>
-        <w:sdtEndPr/>
         <w:sdtContent>
           <w:r>
             <w:rPr>
@@ -1027,7 +1033,6 @@
             <w14:uncheckedState w14:val="25CB" w14:font="Times New Roman"/>
           </w14:checkbox>
         </w:sdtPr>
-        <w:sdtEndPr/>
         <w:sdtContent>
           <w:r>
             <w:rPr>
@@ -1547,25 +1552,7 @@
           <w:sz w:val="16"/>
           <w:szCs w:val="18"/>
         </w:rPr>
-        <w:t>CO/Buyer should address in the comments any items marked “U” or “</w:t>
-      </w:r>
-      <w:proofErr w:type="gramStart"/>
-      <w:r>
-        <w:rPr>
-          <w:rFonts w:ascii="Times New Roman" w:hAnsi="Times New Roman" w:cs="Times New Roman"/>
-          <w:sz w:val="16"/>
-          <w:szCs w:val="18"/>
-        </w:rPr>
-        <w:t>NI</w:t>
-      </w:r>
-      <w:proofErr w:type="gramEnd"/>
-      <w:r>
-        <w:rPr>
-          <w:rFonts w:ascii="Times New Roman" w:hAnsi="Times New Roman" w:cs="Times New Roman"/>
-          <w:sz w:val="16"/>
-          <w:szCs w:val="18"/>
-        </w:rPr>
-        <w:t>”</w:t>
+        <w:t>CO/Buyer should address in the comments any items marked “U” or “NI”</w:t>
       </w:r>
     </w:p>
     <w:tbl>
@@ -1639,10 +1626,10 @@
                   <v:path o:extrusionok="f" gradientshapeok="t" o:connecttype="rect"/>
                   <o:lock v:ext="edit" aspectratio="t"/>
                 </v:shapetype>
-                <v:shape id="_x0000_i1036" type="#_x0000_t75" style="width:472pt;height:179pt" o:ole="">
+                <v:shape id="_x0000_i1054" type="#_x0000_t75" style="width:472pt;height:179pt" o:ole="">
                   <v:imagedata r:id="rId11" o:title="" cropbottom="3599f" cropright="22693f"/>
                 </v:shape>
-                <o:OLEObject Type="Embed" ProgID="Excel.Sheet.12" ShapeID="_x0000_i1036" DrawAspect="Content" ObjectID="_1779602189" r:id="rId12"/>
+                <o:OLEObject Type="Embed" ProgID="Excel.Sheet.12" ShapeID="_x0000_i1054" DrawAspect="Content" ObjectID="_1794814629" r:id="rId12"/>
               </w:object>
             </w:r>
           </w:p>
@@ -1919,7 +1906,6 @@
               <w:listItem w:displayText="N/A" w:value="N/A"/>
             </w:dropDownList>
           </w:sdtPr>
-          <w:sdtEndPr/>
           <w:sdtContent>
             <w:tc>
               <w:tcPr>
@@ -1967,7 +1953,6 @@
               <w:listItem w:displayText="N/A" w:value="N/A"/>
             </w:dropDownList>
           </w:sdtPr>
-          <w:sdtEndPr/>
           <w:sdtContent>
             <w:tc>
               <w:tcPr>
@@ -2015,7 +2000,6 @@
               <w:listItem w:displayText="N/A" w:value="N/A"/>
             </w:dropDownList>
           </w:sdtPr>
-          <w:sdtEndPr/>
           <w:sdtContent>
             <w:tc>
               <w:tcPr>
@@ -2174,7 +2158,6 @@
               <w:listItem w:displayText="N/A" w:value="N/A"/>
             </w:dropDownList>
           </w:sdtPr>
-          <w:sdtEndPr/>
           <w:sdtContent>
             <w:tc>
               <w:tcPr>
@@ -2222,7 +2205,6 @@
               <w:listItem w:displayText="N/A" w:value="N/A"/>
             </w:dropDownList>
           </w:sdtPr>
-          <w:sdtEndPr/>
           <w:sdtContent>
             <w:tc>
               <w:tcPr>
@@ -2270,7 +2252,6 @@
               <w:listItem w:displayText="N/A" w:value="N/A"/>
             </w:dropDownList>
           </w:sdtPr>
-          <w:sdtEndPr/>
           <w:sdtContent>
             <w:tc>
               <w:tcPr>
@@ -2443,7 +2424,6 @@
               <w:listItem w:displayText="N/A" w:value="N/A"/>
             </w:dropDownList>
           </w:sdtPr>
-          <w:sdtEndPr/>
           <w:sdtContent>
             <w:tc>
               <w:tcPr>
@@ -2491,7 +2471,6 @@
               <w:listItem w:displayText="N/A" w:value="N/A"/>
             </w:dropDownList>
           </w:sdtPr>
-          <w:sdtEndPr/>
           <w:sdtContent>
             <w:tc>
               <w:tcPr>
@@ -2539,7 +2518,6 @@
               <w:listItem w:displayText="N/A" w:value="N/A"/>
             </w:dropDownList>
           </w:sdtPr>
-          <w:sdtEndPr/>
           <w:sdtContent>
             <w:tc>
               <w:tcPr>
@@ -2688,7 +2666,6 @@
               <w:listItem w:displayText="N/A" w:value="N/A"/>
             </w:dropDownList>
           </w:sdtPr>
-          <w:sdtEndPr/>
           <w:sdtContent>
             <w:tc>
               <w:tcPr>
@@ -2736,7 +2713,6 @@
               <w:listItem w:displayText="N/A" w:value="N/A"/>
             </w:dropDownList>
           </w:sdtPr>
-          <w:sdtEndPr/>
           <w:sdtContent>
             <w:tc>
               <w:tcPr>
@@ -2784,7 +2760,6 @@
               <w:listItem w:displayText="N/A" w:value="N/A"/>
             </w:dropDownList>
           </w:sdtPr>
-          <w:sdtEndPr/>
           <w:sdtContent>
             <w:tc>
               <w:tcPr>
@@ -2933,7 +2908,6 @@
               <w:listItem w:displayText="N/A" w:value="N/A"/>
             </w:dropDownList>
           </w:sdtPr>
-          <w:sdtEndPr/>
           <w:sdtContent>
             <w:tc>
               <w:tcPr>
@@ -2981,7 +2955,6 @@
               <w:listItem w:displayText="N/A" w:value="N/A"/>
             </w:dropDownList>
           </w:sdtPr>
-          <w:sdtEndPr/>
           <w:sdtContent>
             <w:tc>
               <w:tcPr>
@@ -3029,7 +3002,6 @@
               <w:listItem w:displayText="N/A" w:value="N/A"/>
             </w:dropDownList>
           </w:sdtPr>
-          <w:sdtEndPr/>
           <w:sdtContent>
             <w:tc>
               <w:tcPr>
@@ -3186,7 +3158,6 @@
               <w:listItem w:displayText="N/A" w:value="N/A"/>
             </w:dropDownList>
           </w:sdtPr>
-          <w:sdtEndPr/>
           <w:sdtContent>
             <w:tc>
               <w:tcPr>
@@ -3234,7 +3205,6 @@
               <w:listItem w:displayText="N/A" w:value="N/A"/>
             </w:dropDownList>
           </w:sdtPr>
-          <w:sdtEndPr/>
           <w:sdtContent>
             <w:tc>
               <w:tcPr>
@@ -3282,7 +3252,6 @@
               <w:listItem w:displayText="N/A" w:value="N/A"/>
             </w:dropDownList>
           </w:sdtPr>
-          <w:sdtEndPr/>
           <w:sdtContent>
             <w:tc>
               <w:tcPr>
@@ -3449,7 +3418,6 @@
               <w:listItem w:displayText="N/A" w:value="N/A"/>
             </w:dropDownList>
           </w:sdtPr>
-          <w:sdtEndPr/>
           <w:sdtContent>
             <w:tc>
               <w:tcPr>
@@ -3497,7 +3465,6 @@
               <w:listItem w:displayText="N/A" w:value="N/A"/>
             </w:dropDownList>
           </w:sdtPr>
-          <w:sdtEndPr/>
           <w:sdtContent>
             <w:tc>
               <w:tcPr>
@@ -3545,7 +3512,6 @@
               <w:listItem w:displayText="N/A" w:value="N/A"/>
             </w:dropDownList>
           </w:sdtPr>
-          <w:sdtEndPr/>
           <w:sdtContent>
             <w:tc>
               <w:tcPr>
@@ -3694,7 +3660,6 @@
               <w:listItem w:displayText="N/A" w:value="N/A"/>
             </w:dropDownList>
           </w:sdtPr>
-          <w:sdtEndPr/>
           <w:sdtContent>
             <w:tc>
               <w:tcPr>
@@ -3742,7 +3707,6 @@
               <w:listItem w:displayText="N/A" w:value="N/A"/>
             </w:dropDownList>
           </w:sdtPr>
-          <w:sdtEndPr/>
           <w:sdtContent>
             <w:tc>
               <w:tcPr>
@@ -3790,7 +3754,6 @@
               <w:listItem w:displayText="N/A" w:value="N/A"/>
             </w:dropDownList>
           </w:sdtPr>
-          <w:sdtEndPr/>
           <w:sdtContent>
             <w:tc>
               <w:tcPr>
@@ -3938,7 +3901,6 @@
               <w:listItem w:displayText="N/A" w:value="N/A"/>
             </w:dropDownList>
           </w:sdtPr>
-          <w:sdtEndPr/>
           <w:sdtContent>
             <w:tc>
               <w:tcPr>
@@ -3986,7 +3948,6 @@
               <w:listItem w:displayText="N/A" w:value="N/A"/>
             </w:dropDownList>
           </w:sdtPr>
-          <w:sdtEndPr/>
           <w:sdtContent>
             <w:tc>
               <w:tcPr>
@@ -4034,7 +3995,6 @@
               <w:listItem w:displayText="N/A" w:value="N/A"/>
             </w:dropDownList>
           </w:sdtPr>
-          <w:sdtEndPr/>
           <w:sdtContent>
             <w:tc>
               <w:tcPr>
@@ -4368,7 +4328,6 @@
               <w:listItem w:displayText="N/A" w:value="N/A"/>
             </w:dropDownList>
           </w:sdtPr>
-          <w:sdtEndPr/>
           <w:sdtContent>
             <w:tc>
               <w:tcPr>
@@ -4416,7 +4375,6 @@
               <w:listItem w:displayText="N/A" w:value="N/A"/>
             </w:dropDownList>
           </w:sdtPr>
-          <w:sdtEndPr/>
           <w:sdtContent>
             <w:tc>
               <w:tcPr>
@@ -4461,7 +4419,6 @@
               <w:listItem w:displayText="N/A" w:value="N/A"/>
             </w:dropDownList>
           </w:sdtPr>
-          <w:sdtEndPr/>
           <w:sdtContent>
             <w:tc>
               <w:tcPr>
@@ -4604,7 +4561,6 @@
               <w:listItem w:displayText="N/A" w:value="N/A"/>
             </w:dropDownList>
           </w:sdtPr>
-          <w:sdtEndPr/>
           <w:sdtContent>
             <w:tc>
               <w:tcPr>
@@ -4649,7 +4605,6 @@
               <w:listItem w:displayText="N/A" w:value="N/A"/>
             </w:dropDownList>
           </w:sdtPr>
-          <w:sdtEndPr/>
           <w:sdtContent>
             <w:tc>
               <w:tcPr>
@@ -4694,7 +4649,6 @@
               <w:listItem w:displayText="N/A" w:value="N/A"/>
             </w:dropDownList>
           </w:sdtPr>
-          <w:sdtEndPr/>
           <w:sdtContent>
             <w:tc>
               <w:tcPr>
@@ -4847,7 +4801,6 @@
               <w:listItem w:displayText="N/A" w:value="N/A"/>
             </w:dropDownList>
           </w:sdtPr>
-          <w:sdtEndPr/>
           <w:sdtContent>
             <w:tc>
               <w:tcPr>
@@ -4892,7 +4845,6 @@
               <w:listItem w:displayText="N/A" w:value="N/A"/>
             </w:dropDownList>
           </w:sdtPr>
-          <w:sdtEndPr/>
           <w:sdtContent>
             <w:tc>
               <w:tcPr>
@@ -4937,7 +4889,6 @@
               <w:listItem w:displayText="N/A" w:value="N/A"/>
             </w:dropDownList>
           </w:sdtPr>
-          <w:sdtEndPr/>
           <w:sdtContent>
             <w:tc>
               <w:tcPr>
@@ -5082,7 +5033,6 @@
               <w:listItem w:displayText="N/A" w:value="N/A"/>
             </w:dropDownList>
           </w:sdtPr>
-          <w:sdtEndPr/>
           <w:sdtContent>
             <w:tc>
               <w:tcPr>
@@ -5127,7 +5077,6 @@
               <w:listItem w:displayText="N/A" w:value="N/A"/>
             </w:dropDownList>
           </w:sdtPr>
-          <w:sdtEndPr/>
           <w:sdtContent>
             <w:tc>
               <w:tcPr>
@@ -5172,7 +5121,6 @@
               <w:listItem w:displayText="N/A" w:value="N/A"/>
             </w:dropDownList>
           </w:sdtPr>
-          <w:sdtEndPr/>
           <w:sdtContent>
             <w:tc>
               <w:tcPr>
@@ -5325,7 +5273,6 @@
               <w:listItem w:displayText="N/A" w:value="N/A"/>
             </w:dropDownList>
           </w:sdtPr>
-          <w:sdtEndPr/>
           <w:sdtContent>
             <w:tc>
               <w:tcPr>
@@ -5370,7 +5317,6 @@
               <w:listItem w:displayText="N/A" w:value="N/A"/>
             </w:dropDownList>
           </w:sdtPr>
-          <w:sdtEndPr/>
           <w:sdtContent>
             <w:tc>
               <w:tcPr>
@@ -5415,7 +5361,6 @@
               <w:listItem w:displayText="N/A" w:value="N/A"/>
             </w:dropDownList>
           </w:sdtPr>
-          <w:sdtEndPr/>
           <w:sdtContent>
             <w:tc>
               <w:tcPr>
@@ -5610,7 +5555,6 @@
               <w:listItem w:displayText="N/A" w:value="N/A"/>
             </w:dropDownList>
           </w:sdtPr>
-          <w:sdtEndPr/>
           <w:sdtContent>
             <w:tc>
               <w:tcPr>
@@ -5655,7 +5599,6 @@
               <w:listItem w:displayText="N/A" w:value="N/A"/>
             </w:dropDownList>
           </w:sdtPr>
-          <w:sdtEndPr/>
           <w:sdtContent>
             <w:tc>
               <w:tcPr>
@@ -5700,7 +5643,6 @@
               <w:listItem w:displayText="N/A" w:value="N/A"/>
             </w:dropDownList>
           </w:sdtPr>
-          <w:sdtEndPr/>
           <w:sdtContent>
             <w:tc>
               <w:tcPr>
@@ -5871,7 +5813,6 @@
               <w:listItem w:displayText="N/A" w:value="N/A"/>
             </w:dropDownList>
           </w:sdtPr>
-          <w:sdtEndPr/>
           <w:sdtContent>
             <w:tc>
               <w:tcPr>
@@ -5916,7 +5857,6 @@
               <w:listItem w:displayText="N/A" w:value="N/A"/>
             </w:dropDownList>
           </w:sdtPr>
-          <w:sdtEndPr/>
           <w:sdtContent>
             <w:tc>
               <w:tcPr>
@@ -5961,7 +5901,6 @@
               <w:listItem w:displayText="N/A" w:value="N/A"/>
             </w:dropDownList>
           </w:sdtPr>
-          <w:sdtEndPr/>
           <w:sdtContent>
             <w:tc>
               <w:tcPr>
@@ -6142,7 +6081,6 @@
               <w:listItem w:displayText="N/A" w:value="N/A"/>
             </w:dropDownList>
           </w:sdtPr>
-          <w:sdtEndPr/>
           <w:sdtContent>
             <w:tc>
               <w:tcPr>
@@ -6187,7 +6125,6 @@
               <w:listItem w:displayText="N/A" w:value="N/A"/>
             </w:dropDownList>
           </w:sdtPr>
-          <w:sdtEndPr/>
           <w:sdtContent>
             <w:tc>
               <w:tcPr>
@@ -6232,7 +6169,6 @@
               <w:listItem w:displayText="N/A" w:value="N/A"/>
             </w:dropDownList>
           </w:sdtPr>
-          <w:sdtEndPr/>
           <w:sdtContent>
             <w:tc>
               <w:tcPr>
@@ -6379,7 +6315,6 @@
               <w:listItem w:displayText="N/A" w:value="N/A"/>
             </w:dropDownList>
           </w:sdtPr>
-          <w:sdtEndPr/>
           <w:sdtContent>
             <w:tc>
               <w:tcPr>
@@ -6424,7 +6359,6 @@
               <w:listItem w:displayText="N/A" w:value="N/A"/>
             </w:dropDownList>
           </w:sdtPr>
-          <w:sdtEndPr/>
           <w:sdtContent>
             <w:tc>
               <w:tcPr>
@@ -6469,7 +6403,6 @@
               <w:listItem w:displayText="N/A" w:value="N/A"/>
             </w:dropDownList>
           </w:sdtPr>
-          <w:sdtEndPr/>
           <w:sdtContent>
             <w:tc>
               <w:tcPr>
@@ -6612,7 +6545,6 @@
               <w:listItem w:displayText="N/A" w:value="N/A"/>
             </w:dropDownList>
           </w:sdtPr>
-          <w:sdtEndPr/>
           <w:sdtContent>
             <w:tc>
               <w:tcPr>
@@ -6657,7 +6589,6 @@
               <w:listItem w:displayText="N/A" w:value="N/A"/>
             </w:dropDownList>
           </w:sdtPr>
-          <w:sdtEndPr/>
           <w:sdtContent>
             <w:tc>
               <w:tcPr>
@@ -6715,7 +6646,6 @@
                   <w:listItem w:displayText="N/A" w:value="N/A"/>
                 </w:dropDownList>
               </w:sdtPr>
-              <w:sdtEndPr/>
               <w:sdtContent>
                 <w:r>
                   <w:rPr>
@@ -6843,7 +6773,6 @@
               <w:listItem w:displayText="N/A" w:value="N/A"/>
             </w:dropDownList>
           </w:sdtPr>
-          <w:sdtEndPr/>
           <w:sdtContent>
             <w:tc>
               <w:tcPr>
@@ -6888,7 +6817,6 @@
               <w:listItem w:displayText="N/A" w:value="N/A"/>
             </w:dropDownList>
           </w:sdtPr>
-          <w:sdtEndPr/>
           <w:sdtContent>
             <w:tc>
               <w:tcPr>
@@ -6933,7 +6861,6 @@
               <w:listItem w:displayText="N/A" w:value="N/A"/>
             </w:dropDownList>
           </w:sdtPr>
-          <w:sdtEndPr/>
           <w:sdtContent>
             <w:tc>
               <w:tcPr>
@@ -7109,7 +7036,6 @@
                   <w14:uncheckedState w14:val="2610" w14:font="MS Gothic"/>
                 </w14:checkbox>
               </w:sdtPr>
-              <w:sdtEndPr/>
               <w:sdtContent>
                 <w:r>
                   <w:rPr>
@@ -7196,7 +7122,6 @@
             <w14:uncheckedState w14:val="2610" w14:font="MS Gothic"/>
           </w14:checkbox>
         </w:sdtPr>
-        <w:sdtEndPr/>
         <w:sdtContent>
           <w:r>
             <w:rPr>
@@ -7248,7 +7173,6 @@
             <w14:uncheckedState w14:val="2610" w14:font="MS Gothic"/>
           </w14:checkbox>
         </w:sdtPr>
-        <w:sdtEndPr/>
         <w:sdtContent>
           <w:r>
             <w:rPr>
@@ -7300,7 +7224,6 @@
             <w14:uncheckedState w14:val="2610" w14:font="MS Gothic"/>
           </w14:checkbox>
         </w:sdtPr>
-        <w:sdtEndPr/>
         <w:sdtContent>
           <w:r>
             <w:rPr>
@@ -7344,7 +7267,6 @@
             <w14:uncheckedState w14:val="2610" w14:font="MS Gothic"/>
           </w14:checkbox>
         </w:sdtPr>
-        <w:sdtEndPr/>
         <w:sdtContent>
           <w:r>
             <w:rPr>
@@ -7396,7 +7318,6 @@
             <w14:uncheckedState w14:val="2610" w14:font="MS Gothic"/>
           </w14:checkbox>
         </w:sdtPr>
-        <w:sdtEndPr/>
         <w:sdtContent>
           <w:r>
             <w:rPr>
@@ -7822,7 +7743,6 @@
             <w14:uncheckedState w14:val="2610" w14:font="MS Gothic"/>
           </w14:checkbox>
         </w:sdtPr>
-        <w:sdtEndPr/>
         <w:sdtContent>
           <w:r>
             <w:rPr>
@@ -7856,7 +7776,6 @@
             <w14:uncheckedState w14:val="2610" w14:font="MS Gothic"/>
           </w14:checkbox>
         </w:sdtPr>
-        <w:sdtEndPr/>
         <w:sdtContent>
           <w:r>
             <w:rPr>
@@ -7890,7 +7809,6 @@
             <w14:uncheckedState w14:val="2610" w14:font="MS Gothic"/>
           </w14:checkbox>
         </w:sdtPr>
-        <w:sdtEndPr/>
         <w:sdtContent>
           <w:r>
             <w:rPr>
@@ -7926,7 +7844,6 @@
             <w:calendar w:val="gregorian"/>
           </w:date>
         </w:sdtPr>
-        <w:sdtEndPr/>
         <w:sdtContent>
           <w:r>
             <w:rPr>
@@ -10835,7 +10752,7 @@
     <w:charset w:val="00"/>
     <w:family w:val="swiss"/>
     <w:pitch w:val="variable"/>
-    <w:sig w:usb0="E4002EFF" w:usb1="C000247B" w:usb2="00000009" w:usb3="00000000" w:csb0="000001FF" w:csb1="00000000"/>
+    <w:sig w:usb0="E4002EFF" w:usb1="C200247B" w:usb2="00000009" w:usb3="00000000" w:csb0="000001FF" w:csb1="00000000"/>
   </w:font>
   <w:font w:name="Tahoma">
     <w:panose1 w:val="020B0604030504040204"/>
@@ -10902,6 +10819,9 @@
     <w:rsid w:val="00450780"/>
     <w:rsid w:val="00457B56"/>
     <w:rsid w:val="004878B0"/>
+    <w:rsid w:val="004B0470"/>
+    <w:rsid w:val="004F57EF"/>
+    <w:rsid w:val="006659FD"/>
     <w:rsid w:val="006A6F3F"/>
     <w:rsid w:val="007B38A6"/>
     <w:rsid w:val="007E7ACB"/>
